--- a/network/file/实验报告模板.docx
+++ b/network/file/实验报告模板.docx
@@ -7,12 +7,16 @@
         <w:spacing w:after="0" w:line="360" w:lineRule="auto"/>
         <w:jc w:val="center"/>
         <w:rPr>
+          <w:b/>
+          <w:bCs/>
           <w:sz w:val="24"/>
         </w:rPr>
       </w:pPr>
       <w:r>
         <w:rPr>
           <w:rFonts w:hint="eastAsia"/>
+          <w:b/>
+          <w:bCs/>
           <w:sz w:val="24"/>
         </w:rPr>
         <w:t>《</w:t>
@@ -20,6 +24,8 @@
       <w:r>
         <w:rPr>
           <w:rFonts w:hint="eastAsia"/>
+          <w:b/>
+          <w:bCs/>
           <w:sz w:val="24"/>
         </w:rPr>
         <w:t>计算机网络</w:t>
@@ -27,6 +33,8 @@
       <w:r>
         <w:rPr>
           <w:rFonts w:hint="eastAsia"/>
+          <w:b/>
+          <w:bCs/>
           <w:sz w:val="24"/>
         </w:rPr>
         <w:t>》</w:t>
@@ -34,6 +42,8 @@
       <w:r>
         <w:rPr>
           <w:rFonts w:hint="eastAsia"/>
+          <w:b/>
+          <w:bCs/>
           <w:sz w:val="24"/>
         </w:rPr>
         <w:t>实验报告</w:t>
@@ -477,13 +487,60 @@
       <w:pPr>
         <w:spacing w:after="0" w:line="240" w:lineRule="auto"/>
         <w:rPr>
+          <w:color w:val="EE0000"/>
+          <w:sz w:val="21"/>
+          <w:szCs w:val="21"/>
+        </w:rPr>
+      </w:pPr>
+      <w:r>
+        <w:rPr>
           <w:rFonts w:hint="eastAsia"/>
           <w:color w:val="EE0000"/>
           <w:sz w:val="21"/>
           <w:szCs w:val="21"/>
         </w:rPr>
-      </w:pPr>
-      <w:proofErr w:type="gramStart"/>
+        <w:t>(</w:t>
+      </w:r>
+      <w:r>
+        <w:rPr>
+          <w:color w:val="EE0000"/>
+          <w:sz w:val="21"/>
+          <w:szCs w:val="21"/>
+        </w:rPr>
+        <w:t>中文宋体、西文</w:t>
+      </w:r>
+      <w:r>
+        <w:rPr>
+          <w:color w:val="EE0000"/>
+          <w:sz w:val="21"/>
+          <w:szCs w:val="21"/>
+        </w:rPr>
+        <w:t>Times New Roman</w:t>
+      </w:r>
+      <w:r>
+        <w:rPr>
+          <w:color w:val="EE0000"/>
+          <w:sz w:val="21"/>
+          <w:szCs w:val="21"/>
+        </w:rPr>
+        <w:t>；</w:t>
+      </w:r>
+      <w:r>
+        <w:rPr>
+          <w:color w:val="EE0000"/>
+          <w:sz w:val="21"/>
+          <w:szCs w:val="21"/>
+        </w:rPr>
+        <w:t>5</w:t>
+      </w:r>
+      <w:r>
+        <w:rPr>
+          <w:color w:val="EE0000"/>
+          <w:sz w:val="21"/>
+          <w:szCs w:val="21"/>
+        </w:rPr>
+        <w:t>号；单倍行距；提交时，请删除该说明文字</w:t>
+      </w:r>
       <w:r>
         <w:rPr>
           <w:rFonts w:hint="eastAsia"/>
@@ -491,76 +548,8 @@
           <w:sz w:val="21"/>
           <w:szCs w:val="21"/>
         </w:rPr>
-        <w:t>(</w:t>
-      </w:r>
-      <w:r>
-        <w:rPr>
-          <w:color w:val="EE0000"/>
-          <w:sz w:val="21"/>
-          <w:szCs w:val="21"/>
-        </w:rPr>
-        <w:t>中文</w:t>
-      </w:r>
-      <w:proofErr w:type="gramEnd"/>
-      <w:r>
-        <w:rPr>
-          <w:color w:val="EE0000"/>
-          <w:sz w:val="21"/>
-          <w:szCs w:val="21"/>
-        </w:rPr>
-        <w:t>宋体、西文</w:t>
-      </w:r>
-      <w:r>
-        <w:rPr>
-          <w:color w:val="EE0000"/>
-          <w:sz w:val="21"/>
-          <w:szCs w:val="21"/>
-        </w:rPr>
-        <w:t>Times New Roman</w:t>
-      </w:r>
-      <w:r>
-        <w:rPr>
-          <w:color w:val="EE0000"/>
-          <w:sz w:val="21"/>
-          <w:szCs w:val="21"/>
-        </w:rPr>
-        <w:t>；</w:t>
-      </w:r>
-      <w:r>
-        <w:rPr>
-          <w:color w:val="EE0000"/>
-          <w:sz w:val="21"/>
-          <w:szCs w:val="21"/>
-        </w:rPr>
-        <w:t>5</w:t>
-      </w:r>
-      <w:r>
-        <w:rPr>
-          <w:color w:val="EE0000"/>
-          <w:sz w:val="21"/>
-          <w:szCs w:val="21"/>
-        </w:rPr>
-        <w:t>号；单倍行距；提交时，请删除该说明文</w:t>
-      </w:r>
-      <w:proofErr w:type="gramStart"/>
-      <w:r>
-        <w:rPr>
-          <w:color w:val="EE0000"/>
-          <w:sz w:val="21"/>
-          <w:szCs w:val="21"/>
-        </w:rPr>
-        <w:t>字</w:t>
-      </w:r>
-      <w:r>
-        <w:rPr>
-          <w:rFonts w:hint="eastAsia"/>
-          <w:color w:val="EE0000"/>
-          <w:sz w:val="21"/>
-          <w:szCs w:val="21"/>
-        </w:rPr>
         <w:t>)</w:t>
       </w:r>
-      <w:proofErr w:type="gramEnd"/>
     </w:p>
     <w:p>
       <w:pPr>
@@ -584,6 +573,16 @@
     </w:p>
     <w:p>
       <w:pPr>
+        <w:spacing w:after="0" w:line="240" w:lineRule="auto"/>
+        <w:rPr>
+          <w:rFonts w:hint="eastAsia"/>
+          <w:sz w:val="21"/>
+          <w:szCs w:val="21"/>
+        </w:rPr>
+      </w:pPr>
+    </w:p>
+    <w:p>
+      <w:pPr>
         <w:pStyle w:val="1"/>
       </w:pPr>
       <w:r>
@@ -621,15 +620,6 @@
         </w:rPr>
         <w:t>三、实验方案</w:t>
       </w:r>
-    </w:p>
-    <w:p>
-      <w:pPr>
-        <w:spacing w:after="0" w:line="240" w:lineRule="auto"/>
-        <w:rPr>
-          <w:sz w:val="21"/>
-          <w:szCs w:val="21"/>
-        </w:rPr>
-      </w:pPr>
     </w:p>
     <w:p>
       <w:pPr>
@@ -1553,6 +1543,7 @@
   <w:style w:type="character" w:default="1" w:styleId="a0">
     <w:name w:val="Default Paragraph Font"/>
     <w:uiPriority w:val="1"/>
+    <w:semiHidden/>
     <w:unhideWhenUsed/>
   </w:style>
   <w:style w:type="table" w:default="1" w:styleId="a1">
@@ -2089,7 +2080,9 @@
     <w:rsidRoot w:val="000F5B04"/>
     <w:rsid w:val="000B2034"/>
     <w:rsid w:val="000F5B04"/>
+    <w:rsid w:val="00135DDB"/>
     <w:rsid w:val="002905E4"/>
+    <w:rsid w:val="005649A9"/>
     <w:rsid w:val="00794B8C"/>
     <w:rsid w:val="00C808F4"/>
     <w:rsid w:val="00E64239"/>

--- a/network/file/实验报告模板.docx
+++ b/network/file/实验报告模板.docx
@@ -5,7 +5,6 @@
     <w:p>
       <w:pPr>
         <w:spacing w:after="0" w:line="360" w:lineRule="auto"/>
-        <w:jc w:val="center"/>
         <w:rPr>
           <w:b/>
           <w:bCs/>
@@ -14,542 +13,2071 @@
       </w:pPr>
       <w:r>
         <w:rPr>
-          <w:rFonts w:hint="eastAsia"/>
+          <w:rFonts w:eastAsia="宋体" w:cs="Times New Roman" w:hint="eastAsia"/>
           <w:b/>
           <w:bCs/>
-          <w:sz w:val="24"/>
-        </w:rPr>
-        <w:t>《</w:t>
-      </w:r>
-      <w:r>
-        <w:rPr>
-          <w:rFonts w:hint="eastAsia"/>
+          <w:noProof/>
+          <w:sz w:val="84"/>
+          <w:szCs w:val="84"/>
+        </w:rPr>
+        <w:drawing>
+          <wp:inline distT="0" distB="0" distL="0" distR="0" wp14:anchorId="7AED9A97" wp14:editId="3392E288">
+            <wp:extent cx="2520315" cy="840740"/>
+            <wp:effectExtent l="0" t="0" r="0" b="0"/>
+            <wp:docPr id="2" name="图片 2" descr="20211224校徽 - 红组合-最终稿(1)"/>
+            <wp:cNvGraphicFramePr>
+              <a:graphicFrameLocks xmlns:a="http://schemas.openxmlformats.org/drawingml/2006/main" noChangeAspect="1"/>
+            </wp:cNvGraphicFramePr>
+            <a:graphic xmlns:a="http://schemas.openxmlformats.org/drawingml/2006/main">
+              <a:graphicData uri="http://schemas.openxmlformats.org/drawingml/2006/picture">
+                <pic:pic xmlns:pic="http://schemas.openxmlformats.org/drawingml/2006/picture">
+                  <pic:nvPicPr>
+                    <pic:cNvPr id="2" name="图片 2" descr="20211224校徽 - 红组合-最终稿(1)"/>
+                    <pic:cNvPicPr>
+                      <a:picLocks noChangeAspect="1"/>
+                    </pic:cNvPicPr>
+                  </pic:nvPicPr>
+                  <pic:blipFill>
+                    <a:blip r:embed="rId7" cstate="print">
+                      <a:extLst>
+                        <a:ext uri="{28A0092B-C50C-407E-A947-70E740481C1C}">
+                          <a14:useLocalDpi xmlns:a14="http://schemas.microsoft.com/office/drawing/2010/main" val="0"/>
+                        </a:ext>
+                      </a:extLst>
+                    </a:blip>
+                    <a:stretch>
+                      <a:fillRect/>
+                    </a:stretch>
+                  </pic:blipFill>
+                  <pic:spPr>
+                    <a:xfrm>
+                      <a:off x="0" y="0"/>
+                      <a:ext cx="2520000" cy="840924"/>
+                    </a:xfrm>
+                    <a:prstGeom prst="rect">
+                      <a:avLst/>
+                    </a:prstGeom>
+                  </pic:spPr>
+                </pic:pic>
+              </a:graphicData>
+            </a:graphic>
+          </wp:inline>
+        </w:drawing>
+      </w:r>
+    </w:p>
+    <w:p>
+      <w:pPr>
+        <w:spacing w:after="0" w:line="360" w:lineRule="auto"/>
+        <w:rPr>
           <w:b/>
           <w:bCs/>
           <w:sz w:val="24"/>
         </w:rPr>
-        <w:t>计算机网络</w:t>
-      </w:r>
-      <w:r>
-        <w:rPr>
-          <w:rFonts w:hint="eastAsia"/>
+      </w:pPr>
+    </w:p>
+    <w:p>
+      <w:pPr>
+        <w:spacing w:after="0" w:line="360" w:lineRule="auto"/>
+        <w:rPr>
           <w:b/>
           <w:bCs/>
           <w:sz w:val="24"/>
         </w:rPr>
-        <w:t>》</w:t>
-      </w:r>
-      <w:r>
-        <w:rPr>
-          <w:rFonts w:hint="eastAsia"/>
+      </w:pPr>
+    </w:p>
+    <w:p>
+      <w:pPr>
+        <w:spacing w:after="0" w:line="360" w:lineRule="auto"/>
+        <w:rPr>
           <w:b/>
           <w:bCs/>
           <w:sz w:val="24"/>
         </w:rPr>
+      </w:pPr>
+    </w:p>
+    <w:p>
+      <w:pPr>
+        <w:spacing w:after="0" w:line="360" w:lineRule="auto"/>
+        <w:jc w:val="center"/>
+        <w:rPr>
+          <w:b/>
+          <w:bCs/>
+          <w:sz w:val="52"/>
+          <w:szCs w:val="52"/>
+        </w:rPr>
+      </w:pPr>
+      <w:r>
+        <w:rPr>
+          <w:rFonts w:hint="eastAsia"/>
+          <w:b/>
+          <w:bCs/>
+          <w:sz w:val="52"/>
+          <w:szCs w:val="52"/>
+        </w:rPr>
+        <w:t>《</w:t>
+      </w:r>
+      <w:r>
+        <w:rPr>
+          <w:rFonts w:hint="eastAsia"/>
+          <w:b/>
+          <w:bCs/>
+          <w:sz w:val="52"/>
+          <w:szCs w:val="52"/>
+        </w:rPr>
+        <w:t>计算机网络</w:t>
+      </w:r>
+      <w:r>
+        <w:rPr>
+          <w:rFonts w:hint="eastAsia"/>
+          <w:b/>
+          <w:bCs/>
+          <w:sz w:val="52"/>
+          <w:szCs w:val="52"/>
+        </w:rPr>
+        <w:t>》</w:t>
+      </w:r>
+      <w:r>
+        <w:rPr>
+          <w:rFonts w:hint="eastAsia"/>
+          <w:b/>
+          <w:bCs/>
+          <w:sz w:val="52"/>
+          <w:szCs w:val="52"/>
+        </w:rPr>
         <w:t>实验报告</w:t>
       </w:r>
+    </w:p>
+    <w:p>
+      <w:pPr>
+        <w:spacing w:after="0" w:line="360" w:lineRule="auto"/>
+        <w:rPr>
+          <w:b/>
+          <w:bCs/>
+          <w:sz w:val="24"/>
+        </w:rPr>
+      </w:pPr>
+    </w:p>
+    <w:p>
+      <w:pPr>
+        <w:spacing w:after="0" w:line="360" w:lineRule="auto"/>
+        <w:rPr>
+          <w:b/>
+          <w:bCs/>
+          <w:sz w:val="24"/>
+        </w:rPr>
+      </w:pPr>
+    </w:p>
+    <w:p>
+      <w:pPr>
+        <w:spacing w:after="0" w:line="360" w:lineRule="auto"/>
+        <w:rPr>
+          <w:b/>
+          <w:bCs/>
+          <w:sz w:val="24"/>
+        </w:rPr>
+      </w:pPr>
     </w:p>
     <w:tbl>
       <w:tblPr>
         <w:tblStyle w:val="ae"/>
-        <w:tblW w:w="5000" w:type="pct"/>
+        <w:tblW w:w="4441" w:type="pct"/>
+        <w:jc w:val="center"/>
+        <w:tblBorders>
+          <w:top w:val="none" w:sz="0" w:space="0" w:color="auto"/>
+          <w:left w:val="none" w:sz="0" w:space="0" w:color="auto"/>
+          <w:bottom w:val="none" w:sz="0" w:space="0" w:color="auto"/>
+          <w:right w:val="none" w:sz="0" w:space="0" w:color="auto"/>
+          <w:insideH w:val="none" w:sz="0" w:space="0" w:color="auto"/>
+          <w:insideV w:val="none" w:sz="0" w:space="0" w:color="auto"/>
+        </w:tblBorders>
         <w:tblLook w:val="04A0" w:firstRow="1" w:lastRow="0" w:firstColumn="1" w:lastColumn="0" w:noHBand="0" w:noVBand="1"/>
       </w:tblPr>
       <w:tblGrid>
-        <w:gridCol w:w="1414"/>
-        <w:gridCol w:w="2832"/>
-        <w:gridCol w:w="1419"/>
-        <w:gridCol w:w="2631"/>
+        <w:gridCol w:w="1703"/>
+        <w:gridCol w:w="5674"/>
       </w:tblGrid>
       <w:tr>
-        <w:tc>
-          <w:tcPr>
-            <w:tcW w:w="852" w:type="pct"/>
+        <w:trPr>
+          <w:jc w:val="center"/>
+        </w:trPr>
+        <w:tc>
+          <w:tcPr>
+            <w:tcW w:w="1154" w:type="pct"/>
             <w:vAlign w:val="center"/>
           </w:tcPr>
           <w:p>
             <w:pPr>
               <w:spacing w:line="360" w:lineRule="auto"/>
-              <w:jc w:val="center"/>
-              <w:rPr>
-                <w:b/>
-                <w:bCs/>
-                <w:sz w:val="21"/>
-                <w:szCs w:val="21"/>
-              </w:rPr>
-            </w:pPr>
-            <w:r>
-              <w:rPr>
-                <w:rFonts w:hint="eastAsia"/>
-                <w:b/>
-                <w:bCs/>
-                <w:sz w:val="21"/>
-                <w:szCs w:val="21"/>
-              </w:rPr>
-              <w:t>院系</w:t>
-            </w:r>
-          </w:p>
-        </w:tc>
-        <w:tc>
-          <w:tcPr>
-            <w:tcW w:w="1707" w:type="pct"/>
-            <w:vAlign w:val="center"/>
+              <w:jc w:val="distribute"/>
+              <w:rPr>
+                <w:sz w:val="32"/>
+                <w:szCs w:val="32"/>
+              </w:rPr>
+            </w:pPr>
+            <w:r>
+              <w:rPr>
+                <w:rFonts w:hint="eastAsia"/>
+                <w:sz w:val="32"/>
+                <w:szCs w:val="32"/>
+              </w:rPr>
+              <w:t>学院</w:t>
+            </w:r>
+          </w:p>
+        </w:tc>
+        <w:tc>
+          <w:tcPr>
+            <w:tcW w:w="3846" w:type="pct"/>
+            <w:tcBorders>
+              <w:bottom w:val="single" w:sz="4" w:space="0" w:color="auto"/>
+            </w:tcBorders>
+            <w:vAlign w:val="bottom"/>
           </w:tcPr>
           <w:p>
             <w:pPr>
               <w:spacing w:line="360" w:lineRule="auto"/>
               <w:jc w:val="both"/>
               <w:rPr>
-                <w:sz w:val="21"/>
-                <w:szCs w:val="21"/>
-              </w:rPr>
-            </w:pPr>
-          </w:p>
-        </w:tc>
-        <w:tc>
-          <w:tcPr>
-            <w:tcW w:w="855" w:type="pct"/>
-            <w:vAlign w:val="center"/>
-          </w:tcPr>
-          <w:p>
-            <w:pPr>
-              <w:spacing w:line="360" w:lineRule="auto"/>
-              <w:jc w:val="center"/>
-              <w:rPr>
-                <w:b/>
-                <w:bCs/>
-                <w:sz w:val="21"/>
-                <w:szCs w:val="21"/>
-              </w:rPr>
-            </w:pPr>
-            <w:r>
-              <w:rPr>
-                <w:rFonts w:hint="eastAsia"/>
-                <w:b/>
-                <w:bCs/>
-                <w:sz w:val="21"/>
-                <w:szCs w:val="21"/>
-              </w:rPr>
-              <w:t>年级</w:t>
-            </w:r>
-            <w:r>
-              <w:rPr>
-                <w:rFonts w:hint="eastAsia"/>
-                <w:b/>
-                <w:bCs/>
-                <w:sz w:val="21"/>
-                <w:szCs w:val="21"/>
-              </w:rPr>
-              <w:t>专业</w:t>
-            </w:r>
-          </w:p>
-        </w:tc>
-        <w:tc>
-          <w:tcPr>
-            <w:tcW w:w="1586" w:type="pct"/>
-            <w:vAlign w:val="center"/>
-          </w:tcPr>
-          <w:p>
-            <w:pPr>
-              <w:spacing w:line="360" w:lineRule="auto"/>
-              <w:jc w:val="both"/>
-              <w:rPr>
-                <w:sz w:val="21"/>
-                <w:szCs w:val="21"/>
-              </w:rPr>
-            </w:pPr>
+                <w:sz w:val="32"/>
+                <w:szCs w:val="32"/>
+              </w:rPr>
+            </w:pPr>
+            <w:r>
+              <w:rPr>
+                <w:rFonts w:hint="eastAsia"/>
+                <w:sz w:val="32"/>
+                <w:szCs w:val="32"/>
+              </w:rPr>
+              <w:t>计算机工程学院</w:t>
+            </w:r>
           </w:p>
         </w:tc>
       </w:tr>
       <w:tr>
-        <w:tc>
-          <w:tcPr>
-            <w:tcW w:w="852" w:type="pct"/>
+        <w:trPr>
+          <w:jc w:val="center"/>
+        </w:trPr>
+        <w:tc>
+          <w:tcPr>
+            <w:tcW w:w="1154" w:type="pct"/>
             <w:vAlign w:val="center"/>
           </w:tcPr>
           <w:p>
             <w:pPr>
               <w:spacing w:line="360" w:lineRule="auto"/>
-              <w:jc w:val="center"/>
-              <w:rPr>
-                <w:b/>
-                <w:bCs/>
-                <w:sz w:val="21"/>
-                <w:szCs w:val="21"/>
-              </w:rPr>
-            </w:pPr>
-            <w:r>
-              <w:rPr>
-                <w:rFonts w:hint="eastAsia"/>
-                <w:b/>
-                <w:bCs/>
-                <w:sz w:val="21"/>
-                <w:szCs w:val="21"/>
-              </w:rPr>
-              <w:t>班级</w:t>
-            </w:r>
-          </w:p>
-        </w:tc>
-        <w:tc>
-          <w:tcPr>
-            <w:tcW w:w="1707" w:type="pct"/>
-            <w:vAlign w:val="center"/>
+              <w:jc w:val="distribute"/>
+              <w:rPr>
+                <w:sz w:val="32"/>
+                <w:szCs w:val="32"/>
+              </w:rPr>
+            </w:pPr>
+            <w:r>
+              <w:rPr>
+                <w:rFonts w:hint="eastAsia"/>
+                <w:sz w:val="32"/>
+                <w:szCs w:val="32"/>
+              </w:rPr>
+              <w:t>专业</w:t>
+            </w:r>
+          </w:p>
+        </w:tc>
+        <w:tc>
+          <w:tcPr>
+            <w:tcW w:w="3846" w:type="pct"/>
+            <w:tcBorders>
+              <w:top w:val="single" w:sz="4" w:space="0" w:color="auto"/>
+              <w:bottom w:val="single" w:sz="4" w:space="0" w:color="auto"/>
+            </w:tcBorders>
+            <w:vAlign w:val="bottom"/>
           </w:tcPr>
           <w:p>
             <w:pPr>
               <w:spacing w:line="360" w:lineRule="auto"/>
               <w:jc w:val="both"/>
               <w:rPr>
-                <w:sz w:val="21"/>
-                <w:szCs w:val="21"/>
-              </w:rPr>
-            </w:pPr>
-          </w:p>
-        </w:tc>
-        <w:tc>
-          <w:tcPr>
-            <w:tcW w:w="855" w:type="pct"/>
-            <w:vAlign w:val="center"/>
-          </w:tcPr>
-          <w:p>
-            <w:pPr>
-              <w:spacing w:line="360" w:lineRule="auto"/>
-              <w:jc w:val="center"/>
-              <w:rPr>
-                <w:b/>
-                <w:bCs/>
-                <w:sz w:val="21"/>
-                <w:szCs w:val="21"/>
-              </w:rPr>
-            </w:pPr>
-            <w:r>
-              <w:rPr>
-                <w:rFonts w:hint="eastAsia"/>
-                <w:b/>
-                <w:bCs/>
-                <w:sz w:val="21"/>
-                <w:szCs w:val="21"/>
-              </w:rPr>
-              <w:t>实验时间</w:t>
-            </w:r>
-          </w:p>
-        </w:tc>
-        <w:tc>
-          <w:tcPr>
-            <w:tcW w:w="1586" w:type="pct"/>
-            <w:vAlign w:val="center"/>
-          </w:tcPr>
-          <w:p>
-            <w:pPr>
-              <w:spacing w:line="360" w:lineRule="auto"/>
-              <w:jc w:val="both"/>
-              <w:rPr>
-                <w:sz w:val="21"/>
-                <w:szCs w:val="21"/>
-              </w:rPr>
-            </w:pPr>
+                <w:sz w:val="32"/>
+                <w:szCs w:val="32"/>
+              </w:rPr>
+            </w:pPr>
+            <w:r>
+              <w:rPr>
+                <w:rFonts w:hint="eastAsia"/>
+                <w:sz w:val="32"/>
+                <w:szCs w:val="32"/>
+              </w:rPr>
+              <w:t>计算机科学与技术</w:t>
+            </w:r>
           </w:p>
         </w:tc>
       </w:tr>
       <w:tr>
-        <w:tc>
-          <w:tcPr>
-            <w:tcW w:w="852" w:type="pct"/>
+        <w:trPr>
+          <w:jc w:val="center"/>
+        </w:trPr>
+        <w:tc>
+          <w:tcPr>
+            <w:tcW w:w="1154" w:type="pct"/>
             <w:vAlign w:val="center"/>
           </w:tcPr>
           <w:p>
             <w:pPr>
               <w:spacing w:line="360" w:lineRule="auto"/>
-              <w:jc w:val="center"/>
-              <w:rPr>
-                <w:b/>
-                <w:bCs/>
-                <w:sz w:val="21"/>
-                <w:szCs w:val="21"/>
-              </w:rPr>
-            </w:pPr>
-            <w:r>
-              <w:rPr>
-                <w:rFonts w:hint="eastAsia"/>
-                <w:b/>
-                <w:bCs/>
-                <w:sz w:val="21"/>
-                <w:szCs w:val="21"/>
-              </w:rPr>
-              <w:t>姓名</w:t>
-            </w:r>
-          </w:p>
-        </w:tc>
-        <w:tc>
-          <w:tcPr>
-            <w:tcW w:w="1707" w:type="pct"/>
-            <w:vAlign w:val="center"/>
+              <w:jc w:val="distribute"/>
+              <w:rPr>
+                <w:sz w:val="32"/>
+                <w:szCs w:val="32"/>
+              </w:rPr>
+            </w:pPr>
+            <w:r>
+              <w:rPr>
+                <w:rFonts w:hint="eastAsia"/>
+                <w:sz w:val="32"/>
+                <w:szCs w:val="32"/>
+              </w:rPr>
+              <w:t>班级</w:t>
+            </w:r>
+          </w:p>
+        </w:tc>
+        <w:tc>
+          <w:tcPr>
+            <w:tcW w:w="3846" w:type="pct"/>
+            <w:tcBorders>
+              <w:top w:val="single" w:sz="4" w:space="0" w:color="auto"/>
+              <w:bottom w:val="single" w:sz="4" w:space="0" w:color="auto"/>
+            </w:tcBorders>
+            <w:vAlign w:val="bottom"/>
           </w:tcPr>
           <w:p>
             <w:pPr>
               <w:spacing w:line="360" w:lineRule="auto"/>
               <w:jc w:val="both"/>
               <w:rPr>
-                <w:sz w:val="21"/>
-                <w:szCs w:val="21"/>
-              </w:rPr>
-            </w:pPr>
-          </w:p>
-        </w:tc>
-        <w:tc>
-          <w:tcPr>
-            <w:tcW w:w="855" w:type="pct"/>
-            <w:vAlign w:val="center"/>
-          </w:tcPr>
-          <w:p>
-            <w:pPr>
-              <w:spacing w:line="360" w:lineRule="auto"/>
-              <w:jc w:val="center"/>
-              <w:rPr>
-                <w:b/>
-                <w:bCs/>
-                <w:sz w:val="21"/>
-                <w:szCs w:val="21"/>
-              </w:rPr>
-            </w:pPr>
-            <w:r>
-              <w:rPr>
-                <w:rFonts w:hint="eastAsia"/>
-                <w:b/>
-                <w:bCs/>
-                <w:sz w:val="21"/>
-                <w:szCs w:val="21"/>
-              </w:rPr>
-              <w:t>学号</w:t>
-            </w:r>
-          </w:p>
-        </w:tc>
-        <w:tc>
-          <w:tcPr>
-            <w:tcW w:w="1586" w:type="pct"/>
-            <w:vAlign w:val="center"/>
-          </w:tcPr>
-          <w:p>
-            <w:pPr>
-              <w:spacing w:line="360" w:lineRule="auto"/>
-              <w:jc w:val="both"/>
-              <w:rPr>
-                <w:sz w:val="21"/>
-                <w:szCs w:val="21"/>
-              </w:rPr>
-            </w:pPr>
+                <w:sz w:val="32"/>
+                <w:szCs w:val="32"/>
+              </w:rPr>
+            </w:pPr>
+            <w:r>
+              <w:rPr>
+                <w:rFonts w:hint="eastAsia"/>
+                <w:sz w:val="32"/>
+                <w:szCs w:val="32"/>
+              </w:rPr>
+              <w:t>25</w:t>
+            </w:r>
+            <w:r>
+              <w:rPr>
+                <w:rFonts w:hint="eastAsia"/>
+                <w:sz w:val="32"/>
+                <w:szCs w:val="32"/>
+              </w:rPr>
+              <w:t>计算机</w:t>
+            </w:r>
+            <w:r>
+              <w:rPr>
+                <w:rFonts w:hint="eastAsia"/>
+                <w:sz w:val="32"/>
+                <w:szCs w:val="32"/>
+              </w:rPr>
+              <w:t>4</w:t>
+            </w:r>
+            <w:r>
+              <w:rPr>
+                <w:rFonts w:hint="eastAsia"/>
+                <w:sz w:val="32"/>
+                <w:szCs w:val="32"/>
+              </w:rPr>
+              <w:t>班</w:t>
+            </w:r>
           </w:p>
         </w:tc>
       </w:tr>
       <w:tr>
-        <w:tc>
-          <w:tcPr>
-            <w:tcW w:w="852" w:type="pct"/>
+        <w:trPr>
+          <w:jc w:val="center"/>
+        </w:trPr>
+        <w:tc>
+          <w:tcPr>
+            <w:tcW w:w="1154" w:type="pct"/>
             <w:vAlign w:val="center"/>
           </w:tcPr>
           <w:p>
             <w:pPr>
               <w:spacing w:line="360" w:lineRule="auto"/>
-              <w:jc w:val="center"/>
-              <w:rPr>
-                <w:b/>
-                <w:bCs/>
-                <w:sz w:val="21"/>
-                <w:szCs w:val="21"/>
-              </w:rPr>
-            </w:pPr>
-            <w:r>
-              <w:rPr>
-                <w:rFonts w:hint="eastAsia"/>
-                <w:b/>
-                <w:bCs/>
-                <w:sz w:val="21"/>
-                <w:szCs w:val="21"/>
-              </w:rPr>
-              <w:t>实验名称</w:t>
-            </w:r>
-          </w:p>
-        </w:tc>
-        <w:tc>
-          <w:tcPr>
-            <w:tcW w:w="4148" w:type="pct"/>
-            <w:gridSpan w:val="3"/>
-            <w:vAlign w:val="center"/>
+              <w:jc w:val="distribute"/>
+              <w:rPr>
+                <w:sz w:val="32"/>
+                <w:szCs w:val="32"/>
+              </w:rPr>
+            </w:pPr>
+            <w:r>
+              <w:rPr>
+                <w:rFonts w:hint="eastAsia"/>
+                <w:sz w:val="32"/>
+                <w:szCs w:val="32"/>
+              </w:rPr>
+              <w:t>学号</w:t>
+            </w:r>
+          </w:p>
+        </w:tc>
+        <w:tc>
+          <w:tcPr>
+            <w:tcW w:w="3846" w:type="pct"/>
+            <w:tcBorders>
+              <w:top w:val="single" w:sz="4" w:space="0" w:color="auto"/>
+              <w:bottom w:val="single" w:sz="4" w:space="0" w:color="auto"/>
+            </w:tcBorders>
+            <w:vAlign w:val="bottom"/>
           </w:tcPr>
           <w:p>
             <w:pPr>
               <w:spacing w:line="360" w:lineRule="auto"/>
               <w:jc w:val="both"/>
               <w:rPr>
-                <w:sz w:val="21"/>
-                <w:szCs w:val="21"/>
+                <w:sz w:val="32"/>
+                <w:szCs w:val="32"/>
               </w:rPr>
             </w:pPr>
           </w:p>
         </w:tc>
       </w:tr>
       <w:tr>
-        <w:tc>
-          <w:tcPr>
-            <w:tcW w:w="852" w:type="pct"/>
+        <w:trPr>
+          <w:jc w:val="center"/>
+        </w:trPr>
+        <w:tc>
+          <w:tcPr>
+            <w:tcW w:w="1154" w:type="pct"/>
             <w:vAlign w:val="center"/>
           </w:tcPr>
           <w:p>
             <w:pPr>
               <w:spacing w:line="360" w:lineRule="auto"/>
-              <w:jc w:val="center"/>
-              <w:rPr>
-                <w:b/>
-                <w:bCs/>
-                <w:sz w:val="21"/>
-                <w:szCs w:val="21"/>
-              </w:rPr>
-            </w:pPr>
-            <w:r>
-              <w:rPr>
-                <w:rFonts w:hint="eastAsia"/>
-                <w:b/>
-                <w:bCs/>
-                <w:sz w:val="21"/>
-                <w:szCs w:val="21"/>
-              </w:rPr>
-              <w:t>同组同学</w:t>
-            </w:r>
-          </w:p>
-        </w:tc>
-        <w:tc>
-          <w:tcPr>
-            <w:tcW w:w="4148" w:type="pct"/>
-            <w:gridSpan w:val="3"/>
-            <w:vAlign w:val="center"/>
+              <w:jc w:val="distribute"/>
+              <w:rPr>
+                <w:sz w:val="32"/>
+                <w:szCs w:val="32"/>
+              </w:rPr>
+            </w:pPr>
+            <w:r>
+              <w:rPr>
+                <w:rFonts w:hint="eastAsia"/>
+                <w:sz w:val="32"/>
+                <w:szCs w:val="32"/>
+              </w:rPr>
+              <w:t>姓名</w:t>
+            </w:r>
+          </w:p>
+        </w:tc>
+        <w:tc>
+          <w:tcPr>
+            <w:tcW w:w="3846" w:type="pct"/>
+            <w:tcBorders>
+              <w:top w:val="single" w:sz="4" w:space="0" w:color="auto"/>
+              <w:bottom w:val="single" w:sz="4" w:space="0" w:color="auto"/>
+            </w:tcBorders>
+            <w:vAlign w:val="bottom"/>
           </w:tcPr>
           <w:p>
             <w:pPr>
               <w:spacing w:line="360" w:lineRule="auto"/>
               <w:jc w:val="both"/>
               <w:rPr>
-                <w:sz w:val="21"/>
-                <w:szCs w:val="21"/>
+                <w:sz w:val="32"/>
+                <w:szCs w:val="32"/>
               </w:rPr>
             </w:pPr>
           </w:p>
         </w:tc>
       </w:tr>
       <w:tr>
-        <w:tc>
-          <w:tcPr>
-            <w:tcW w:w="852" w:type="pct"/>
+        <w:trPr>
+          <w:jc w:val="center"/>
+        </w:trPr>
+        <w:tc>
+          <w:tcPr>
+            <w:tcW w:w="1154" w:type="pct"/>
             <w:vAlign w:val="center"/>
           </w:tcPr>
           <w:p>
             <w:pPr>
               <w:spacing w:line="360" w:lineRule="auto"/>
-              <w:jc w:val="center"/>
-              <w:rPr>
-                <w:b/>
-                <w:bCs/>
-                <w:sz w:val="21"/>
-                <w:szCs w:val="21"/>
-              </w:rPr>
-            </w:pPr>
-            <w:r>
-              <w:rPr>
-                <w:rFonts w:hint="eastAsia"/>
-                <w:b/>
-                <w:bCs/>
-                <w:sz w:val="21"/>
-                <w:szCs w:val="21"/>
-              </w:rPr>
-              <w:t>实验成绩</w:t>
-            </w:r>
-          </w:p>
-        </w:tc>
-        <w:tc>
-          <w:tcPr>
-            <w:tcW w:w="4148" w:type="pct"/>
-            <w:gridSpan w:val="3"/>
+              <w:jc w:val="distribute"/>
+              <w:rPr>
+                <w:sz w:val="32"/>
+                <w:szCs w:val="32"/>
+              </w:rPr>
+            </w:pPr>
+            <w:r>
+              <w:rPr>
+                <w:rFonts w:hint="eastAsia"/>
+                <w:sz w:val="32"/>
+                <w:szCs w:val="32"/>
+              </w:rPr>
+              <w:t>课程名称</w:t>
+            </w:r>
+          </w:p>
+        </w:tc>
+        <w:tc>
+          <w:tcPr>
+            <w:tcW w:w="3846" w:type="pct"/>
+            <w:tcBorders>
+              <w:top w:val="single" w:sz="4" w:space="0" w:color="auto"/>
+              <w:bottom w:val="single" w:sz="4" w:space="0" w:color="auto"/>
+            </w:tcBorders>
+            <w:vAlign w:val="bottom"/>
+          </w:tcPr>
+          <w:p>
+            <w:pPr>
+              <w:spacing w:line="360" w:lineRule="auto"/>
+              <w:jc w:val="both"/>
+              <w:rPr>
+                <w:sz w:val="32"/>
+                <w:szCs w:val="32"/>
+              </w:rPr>
+            </w:pPr>
+            <w:r>
+              <w:rPr>
+                <w:rFonts w:hint="eastAsia"/>
+                <w:sz w:val="32"/>
+                <w:szCs w:val="32"/>
+              </w:rPr>
+              <w:t>计算机网络</w:t>
+            </w:r>
+          </w:p>
+        </w:tc>
+      </w:tr>
+      <w:tr>
+        <w:trPr>
+          <w:trHeight w:val="64"/>
+          <w:jc w:val="center"/>
+        </w:trPr>
+        <w:tc>
+          <w:tcPr>
+            <w:tcW w:w="1154" w:type="pct"/>
             <w:vAlign w:val="center"/>
           </w:tcPr>
           <w:p>
             <w:pPr>
               <w:spacing w:line="360" w:lineRule="auto"/>
+              <w:jc w:val="distribute"/>
+              <w:rPr>
+                <w:sz w:val="32"/>
+                <w:szCs w:val="32"/>
+              </w:rPr>
+            </w:pPr>
+            <w:r>
+              <w:rPr>
+                <w:rFonts w:hint="eastAsia"/>
+                <w:sz w:val="32"/>
+                <w:szCs w:val="32"/>
+              </w:rPr>
+              <w:t>指导教师</w:t>
+            </w:r>
+          </w:p>
+        </w:tc>
+        <w:tc>
+          <w:tcPr>
+            <w:tcW w:w="3846" w:type="pct"/>
+            <w:tcBorders>
+              <w:top w:val="single" w:sz="4" w:space="0" w:color="auto"/>
+              <w:bottom w:val="single" w:sz="4" w:space="0" w:color="auto"/>
+            </w:tcBorders>
+            <w:vAlign w:val="bottom"/>
+          </w:tcPr>
+          <w:p>
+            <w:pPr>
+              <w:spacing w:line="360" w:lineRule="auto"/>
               <w:jc w:val="both"/>
               <w:rPr>
-                <w:sz w:val="21"/>
-                <w:szCs w:val="21"/>
-              </w:rPr>
-            </w:pPr>
+                <w:sz w:val="32"/>
+                <w:szCs w:val="32"/>
+              </w:rPr>
+            </w:pPr>
+            <w:r>
+              <w:rPr>
+                <w:rFonts w:hint="eastAsia"/>
+                <w:sz w:val="32"/>
+                <w:szCs w:val="32"/>
+              </w:rPr>
+              <w:t>张树彬</w:t>
+            </w:r>
           </w:p>
         </w:tc>
       </w:tr>
     </w:tbl>
     <w:p>
       <w:pPr>
-        <w:spacing w:after="0" w:line="240" w:lineRule="auto"/>
-        <w:rPr>
-          <w:color w:val="EE0000"/>
-          <w:sz w:val="21"/>
-          <w:szCs w:val="21"/>
-        </w:rPr>
-      </w:pPr>
-      <w:r>
-        <w:rPr>
-          <w:rFonts w:hint="eastAsia"/>
-          <w:color w:val="EE0000"/>
-          <w:sz w:val="21"/>
-          <w:szCs w:val="21"/>
-        </w:rPr>
-        <w:t>(</w:t>
-      </w:r>
-      <w:r>
-        <w:rPr>
-          <w:color w:val="EE0000"/>
-          <w:sz w:val="21"/>
-          <w:szCs w:val="21"/>
-        </w:rPr>
-        <w:t>中文宋体、西文</w:t>
-      </w:r>
-      <w:r>
-        <w:rPr>
-          <w:color w:val="EE0000"/>
-          <w:sz w:val="21"/>
-          <w:szCs w:val="21"/>
-        </w:rPr>
-        <w:t>Times New Roman</w:t>
-      </w:r>
-      <w:r>
-        <w:rPr>
-          <w:color w:val="EE0000"/>
-          <w:sz w:val="21"/>
-          <w:szCs w:val="21"/>
-        </w:rPr>
-        <w:t>；</w:t>
-      </w:r>
-      <w:r>
-        <w:rPr>
-          <w:color w:val="EE0000"/>
-          <w:sz w:val="21"/>
-          <w:szCs w:val="21"/>
-        </w:rPr>
-        <w:t>5</w:t>
-      </w:r>
-      <w:r>
-        <w:rPr>
-          <w:color w:val="EE0000"/>
-          <w:sz w:val="21"/>
-          <w:szCs w:val="21"/>
-        </w:rPr>
-        <w:t>号；单倍行距；提交时，请删除该说明文字</w:t>
-      </w:r>
-      <w:r>
-        <w:rPr>
-          <w:rFonts w:hint="eastAsia"/>
-          <w:color w:val="EE0000"/>
-          <w:sz w:val="21"/>
-          <w:szCs w:val="21"/>
-        </w:rPr>
-        <w:t>)</w:t>
-      </w:r>
+        <w:spacing w:after="0" w:line="360" w:lineRule="auto"/>
+        <w:rPr>
+          <w:b/>
+          <w:bCs/>
+          <w:sz w:val="24"/>
+        </w:rPr>
+      </w:pPr>
+    </w:p>
+    <w:p>
+      <w:pPr>
+        <w:spacing w:after="0" w:line="360" w:lineRule="auto"/>
+        <w:rPr>
+          <w:b/>
+          <w:bCs/>
+          <w:sz w:val="24"/>
+        </w:rPr>
+      </w:pPr>
+    </w:p>
+    <w:p>
+      <w:pPr>
+        <w:spacing w:after="0" w:line="360" w:lineRule="auto"/>
+        <w:rPr>
+          <w:b/>
+          <w:bCs/>
+          <w:sz w:val="24"/>
+        </w:rPr>
+      </w:pPr>
+    </w:p>
+    <w:p>
+      <w:pPr>
+        <w:jc w:val="center"/>
+        <w:rPr>
+          <w:sz w:val="32"/>
+          <w:szCs w:val="32"/>
+        </w:rPr>
+      </w:pPr>
+      <w:r>
+        <w:rPr>
+          <w:rFonts w:hint="eastAsia"/>
+          <w:sz w:val="32"/>
+          <w:szCs w:val="32"/>
+        </w:rPr>
+        <w:t>二</w:t>
+      </w:r>
+      <w:r>
+        <w:rPr>
+          <w:rFonts w:hint="eastAsia"/>
+          <w:sz w:val="32"/>
+          <w:szCs w:val="32"/>
+        </w:rPr>
+        <w:t>0</w:t>
+      </w:r>
+      <w:r>
+        <w:rPr>
+          <w:rFonts w:hint="eastAsia"/>
+          <w:sz w:val="32"/>
+          <w:szCs w:val="32"/>
+        </w:rPr>
+        <w:t>二</w:t>
+      </w:r>
+      <w:r>
+        <w:rPr>
+          <w:rFonts w:hint="eastAsia"/>
+          <w:sz w:val="32"/>
+          <w:szCs w:val="32"/>
+        </w:rPr>
+        <w:t>七</w:t>
+      </w:r>
+      <w:r>
+        <w:rPr>
+          <w:rFonts w:hint="eastAsia"/>
+          <w:sz w:val="32"/>
+          <w:szCs w:val="32"/>
+        </w:rPr>
+        <w:t>年</w:t>
+      </w:r>
+      <w:r>
+        <w:rPr>
+          <w:rFonts w:hint="eastAsia"/>
+          <w:sz w:val="32"/>
+          <w:szCs w:val="32"/>
+        </w:rPr>
+        <w:t>一</w:t>
+      </w:r>
+      <w:r>
+        <w:rPr>
+          <w:rFonts w:hint="eastAsia"/>
+          <w:sz w:val="32"/>
+          <w:szCs w:val="32"/>
+        </w:rPr>
+        <w:t>月</w:t>
+      </w:r>
+      <w:r>
+        <w:rPr>
+          <w:rFonts w:hint="eastAsia"/>
+          <w:sz w:val="32"/>
+          <w:szCs w:val="32"/>
+        </w:rPr>
+        <w:t>一</w:t>
+      </w:r>
+      <w:r>
+        <w:rPr>
+          <w:rFonts w:hint="eastAsia"/>
+          <w:sz w:val="32"/>
+          <w:szCs w:val="32"/>
+        </w:rPr>
+        <w:t>日</w:t>
+      </w:r>
+    </w:p>
+    <w:p>
+      <w:pPr>
+        <w:jc w:val="center"/>
+        <w:rPr>
+          <w:sz w:val="28"/>
+          <w:szCs w:val="28"/>
+        </w:rPr>
+        <w:sectPr>
+          <w:footerReference w:type="default" r:id="rId8"/>
+          <w:pgSz w:w="11906" w:h="16838"/>
+          <w:pgMar w:top="1440" w:right="1800" w:bottom="1440" w:left="1800" w:header="567" w:footer="567" w:gutter="0"/>
+          <w:cols w:space="425"/>
+          <w:titlePg/>
+          <w:docGrid w:type="lines" w:linePitch="312"/>
+        </w:sectPr>
+      </w:pPr>
+      <w:r>
+        <w:rPr>
+          <w:rFonts w:hint="eastAsia"/>
+          <w:sz w:val="28"/>
+          <w:szCs w:val="28"/>
+        </w:rPr>
+        <w:t>教务处制</w:t>
+      </w:r>
+    </w:p>
+    <w:p>
+      <w:pPr>
+        <w:spacing w:after="0" w:line="360" w:lineRule="auto"/>
+        <w:rPr>
+          <w:b/>
+          <w:bCs/>
+          <w:sz w:val="24"/>
+        </w:rPr>
+      </w:pPr>
+    </w:p>
+    <w:tbl>
+      <w:tblPr>
+        <w:tblStyle w:val="ae"/>
+        <w:tblW w:w="8442" w:type="dxa"/>
+        <w:tblLook w:val="04A0" w:firstRow="1" w:lastRow="0" w:firstColumn="1" w:lastColumn="0" w:noHBand="0" w:noVBand="1"/>
+      </w:tblPr>
+      <w:tblGrid>
+        <w:gridCol w:w="1391"/>
+        <w:gridCol w:w="3140"/>
+        <w:gridCol w:w="1276"/>
+        <w:gridCol w:w="878"/>
+        <w:gridCol w:w="878"/>
+        <w:gridCol w:w="879"/>
+      </w:tblGrid>
+      <w:tr>
+        <w:trPr>
+          <w:trHeight w:val="454"/>
+        </w:trPr>
+        <w:tc>
+          <w:tcPr>
+            <w:tcW w:w="1391" w:type="dxa"/>
+            <w:vAlign w:val="center"/>
+          </w:tcPr>
+          <w:p>
+            <w:pPr>
+              <w:spacing w:line="360" w:lineRule="auto"/>
+              <w:jc w:val="both"/>
+              <w:rPr>
+                <w:sz w:val="24"/>
+              </w:rPr>
+            </w:pPr>
+            <w:r>
+              <w:rPr>
+                <w:sz w:val="24"/>
+              </w:rPr>
+              <w:t>课程名称</w:t>
+            </w:r>
+          </w:p>
+        </w:tc>
+        <w:tc>
+          <w:tcPr>
+            <w:tcW w:w="7051" w:type="dxa"/>
+            <w:gridSpan w:val="5"/>
+            <w:vAlign w:val="center"/>
+          </w:tcPr>
+          <w:p>
+            <w:pPr>
+              <w:spacing w:line="360" w:lineRule="auto"/>
+              <w:jc w:val="both"/>
+              <w:rPr>
+                <w:sz w:val="24"/>
+              </w:rPr>
+            </w:pPr>
+            <w:r>
+              <w:rPr>
+                <w:sz w:val="24"/>
+              </w:rPr>
+              <w:t>计算机网络</w:t>
+            </w:r>
+          </w:p>
+        </w:tc>
+      </w:tr>
+      <w:tr>
+        <w:trPr>
+          <w:trHeight w:val="454"/>
+        </w:trPr>
+        <w:tc>
+          <w:tcPr>
+            <w:tcW w:w="1391" w:type="dxa"/>
+            <w:vAlign w:val="center"/>
+          </w:tcPr>
+          <w:p>
+            <w:pPr>
+              <w:spacing w:line="360" w:lineRule="auto"/>
+              <w:jc w:val="both"/>
+              <w:rPr>
+                <w:sz w:val="24"/>
+              </w:rPr>
+            </w:pPr>
+            <w:r>
+              <w:rPr>
+                <w:rFonts w:hint="eastAsia"/>
+                <w:sz w:val="24"/>
+              </w:rPr>
+              <w:t>课程代码</w:t>
+            </w:r>
+          </w:p>
+        </w:tc>
+        <w:tc>
+          <w:tcPr>
+            <w:tcW w:w="7051" w:type="dxa"/>
+            <w:gridSpan w:val="5"/>
+            <w:vAlign w:val="center"/>
+          </w:tcPr>
+          <w:p>
+            <w:pPr>
+              <w:spacing w:line="360" w:lineRule="auto"/>
+              <w:jc w:val="both"/>
+              <w:rPr>
+                <w:sz w:val="24"/>
+              </w:rPr>
+            </w:pPr>
+            <w:r>
+              <w:rPr>
+                <w:sz w:val="24"/>
+              </w:rPr>
+              <w:t>89100430</w:t>
+            </w:r>
+          </w:p>
+        </w:tc>
+      </w:tr>
+      <w:tr>
+        <w:trPr>
+          <w:trHeight w:val="454"/>
+        </w:trPr>
+        <w:tc>
+          <w:tcPr>
+            <w:tcW w:w="1391" w:type="dxa"/>
+            <w:vAlign w:val="center"/>
+          </w:tcPr>
+          <w:p>
+            <w:pPr>
+              <w:spacing w:line="360" w:lineRule="auto"/>
+              <w:jc w:val="both"/>
+              <w:rPr>
+                <w:sz w:val="24"/>
+              </w:rPr>
+            </w:pPr>
+            <w:r>
+              <w:rPr>
+                <w:rFonts w:hint="eastAsia"/>
+                <w:sz w:val="24"/>
+              </w:rPr>
+              <w:t>课程学时</w:t>
+            </w:r>
+          </w:p>
+        </w:tc>
+        <w:tc>
+          <w:tcPr>
+            <w:tcW w:w="7051" w:type="dxa"/>
+            <w:gridSpan w:val="5"/>
+            <w:vAlign w:val="center"/>
+          </w:tcPr>
+          <w:p>
+            <w:pPr>
+              <w:spacing w:line="360" w:lineRule="auto"/>
+              <w:jc w:val="both"/>
+              <w:rPr>
+                <w:sz w:val="24"/>
+              </w:rPr>
+            </w:pPr>
+            <w:r>
+              <w:rPr>
+                <w:rFonts w:hint="eastAsia"/>
+                <w:sz w:val="24"/>
+              </w:rPr>
+              <w:t>12</w:t>
+            </w:r>
+          </w:p>
+        </w:tc>
+      </w:tr>
+      <w:tr>
+        <w:trPr>
+          <w:trHeight w:val="454"/>
+        </w:trPr>
+        <w:tc>
+          <w:tcPr>
+            <w:tcW w:w="8442" w:type="dxa"/>
+            <w:gridSpan w:val="6"/>
+            <w:vAlign w:val="center"/>
+          </w:tcPr>
+          <w:p>
+            <w:pPr>
+              <w:spacing w:line="360" w:lineRule="auto"/>
+              <w:jc w:val="center"/>
+              <w:rPr>
+                <w:sz w:val="24"/>
+              </w:rPr>
+            </w:pPr>
+            <w:r>
+              <w:rPr>
+                <w:rFonts w:hint="eastAsia"/>
+                <w:sz w:val="24"/>
+              </w:rPr>
+              <w:t>实验项目基本情况</w:t>
+            </w:r>
+          </w:p>
+        </w:tc>
+      </w:tr>
+      <w:tr>
+        <w:trPr>
+          <w:trHeight w:val="454"/>
+        </w:trPr>
+        <w:tc>
+          <w:tcPr>
+            <w:tcW w:w="1391" w:type="dxa"/>
+            <w:vAlign w:val="center"/>
+          </w:tcPr>
+          <w:p>
+            <w:pPr>
+              <w:spacing w:line="360" w:lineRule="auto"/>
+              <w:jc w:val="center"/>
+              <w:rPr>
+                <w:sz w:val="24"/>
+              </w:rPr>
+            </w:pPr>
+            <w:r>
+              <w:rPr>
+                <w:rFonts w:hint="eastAsia"/>
+                <w:sz w:val="24"/>
+              </w:rPr>
+              <w:t>序号</w:t>
+            </w:r>
+          </w:p>
+        </w:tc>
+        <w:tc>
+          <w:tcPr>
+            <w:tcW w:w="3140" w:type="dxa"/>
+            <w:vAlign w:val="center"/>
+          </w:tcPr>
+          <w:p>
+            <w:pPr>
+              <w:spacing w:line="360" w:lineRule="auto"/>
+              <w:jc w:val="center"/>
+              <w:rPr>
+                <w:sz w:val="24"/>
+              </w:rPr>
+            </w:pPr>
+            <w:r>
+              <w:rPr>
+                <w:rFonts w:hint="eastAsia"/>
+                <w:sz w:val="24"/>
+              </w:rPr>
+              <w:t>项目名称</w:t>
+            </w:r>
+          </w:p>
+        </w:tc>
+        <w:tc>
+          <w:tcPr>
+            <w:tcW w:w="1276" w:type="dxa"/>
+            <w:vAlign w:val="center"/>
+          </w:tcPr>
+          <w:p>
+            <w:pPr>
+              <w:spacing w:line="360" w:lineRule="auto"/>
+              <w:jc w:val="center"/>
+              <w:rPr>
+                <w:sz w:val="24"/>
+              </w:rPr>
+            </w:pPr>
+            <w:r>
+              <w:rPr>
+                <w:rFonts w:hint="eastAsia"/>
+                <w:sz w:val="24"/>
+              </w:rPr>
+              <w:t>项目类型</w:t>
+            </w:r>
+          </w:p>
+        </w:tc>
+        <w:tc>
+          <w:tcPr>
+            <w:tcW w:w="878" w:type="dxa"/>
+            <w:vAlign w:val="center"/>
+          </w:tcPr>
+          <w:p>
+            <w:pPr>
+              <w:spacing w:line="360" w:lineRule="auto"/>
+              <w:jc w:val="center"/>
+              <w:rPr>
+                <w:sz w:val="24"/>
+              </w:rPr>
+            </w:pPr>
+            <w:r>
+              <w:rPr>
+                <w:rFonts w:hint="eastAsia"/>
+                <w:sz w:val="24"/>
+              </w:rPr>
+              <w:t>实验时间</w:t>
+            </w:r>
+          </w:p>
+        </w:tc>
+        <w:tc>
+          <w:tcPr>
+            <w:tcW w:w="878" w:type="dxa"/>
+            <w:vAlign w:val="center"/>
+          </w:tcPr>
+          <w:p>
+            <w:pPr>
+              <w:spacing w:line="360" w:lineRule="auto"/>
+              <w:jc w:val="center"/>
+              <w:rPr>
+                <w:sz w:val="24"/>
+              </w:rPr>
+            </w:pPr>
+            <w:r>
+              <w:rPr>
+                <w:rFonts w:hint="eastAsia"/>
+                <w:sz w:val="24"/>
+              </w:rPr>
+              <w:t>实验地点</w:t>
+            </w:r>
+          </w:p>
+        </w:tc>
+        <w:tc>
+          <w:tcPr>
+            <w:tcW w:w="879" w:type="dxa"/>
+            <w:vAlign w:val="center"/>
+          </w:tcPr>
+          <w:p>
+            <w:pPr>
+              <w:spacing w:line="360" w:lineRule="auto"/>
+              <w:jc w:val="center"/>
+              <w:rPr>
+                <w:sz w:val="24"/>
+              </w:rPr>
+            </w:pPr>
+            <w:r>
+              <w:rPr>
+                <w:rFonts w:hint="eastAsia"/>
+                <w:sz w:val="24"/>
+              </w:rPr>
+              <w:t>实验学时</w:t>
+            </w:r>
+          </w:p>
+        </w:tc>
+      </w:tr>
+      <w:tr>
+        <w:trPr>
+          <w:trHeight w:val="454"/>
+        </w:trPr>
+        <w:tc>
+          <w:tcPr>
+            <w:tcW w:w="1391" w:type="dxa"/>
+            <w:vAlign w:val="center"/>
+          </w:tcPr>
+          <w:p>
+            <w:pPr>
+              <w:spacing w:line="360" w:lineRule="auto"/>
+              <w:jc w:val="center"/>
+              <w:rPr>
+                <w:sz w:val="24"/>
+              </w:rPr>
+            </w:pPr>
+            <w:r>
+              <w:rPr>
+                <w:rFonts w:hint="eastAsia"/>
+                <w:sz w:val="24"/>
+              </w:rPr>
+              <w:t>1</w:t>
+            </w:r>
+          </w:p>
+        </w:tc>
+        <w:tc>
+          <w:tcPr>
+            <w:tcW w:w="3140" w:type="dxa"/>
+            <w:vAlign w:val="center"/>
+          </w:tcPr>
+          <w:p>
+            <w:pPr>
+              <w:spacing w:line="360" w:lineRule="auto"/>
+              <w:rPr>
+                <w:sz w:val="24"/>
+              </w:rPr>
+            </w:pPr>
+            <w:r>
+              <w:rPr>
+                <w:sz w:val="24"/>
+              </w:rPr>
+              <w:t>网络传输介质与网线制作</w:t>
+            </w:r>
+          </w:p>
+        </w:tc>
+        <w:tc>
+          <w:tcPr>
+            <w:tcW w:w="1276" w:type="dxa"/>
+            <w:vAlign w:val="center"/>
+          </w:tcPr>
+          <w:p>
+            <w:pPr>
+              <w:spacing w:line="360" w:lineRule="auto"/>
+              <w:jc w:val="center"/>
+              <w:rPr>
+                <w:sz w:val="24"/>
+              </w:rPr>
+            </w:pPr>
+            <w:r>
+              <w:rPr>
+                <w:rFonts w:hint="eastAsia"/>
+                <w:sz w:val="24"/>
+              </w:rPr>
+              <w:t>演示型</w:t>
+            </w:r>
+          </w:p>
+        </w:tc>
+        <w:tc>
+          <w:tcPr>
+            <w:tcW w:w="878" w:type="dxa"/>
+            <w:vAlign w:val="center"/>
+          </w:tcPr>
+          <w:p>
+            <w:pPr>
+              <w:spacing w:line="360" w:lineRule="auto"/>
+              <w:jc w:val="center"/>
+              <w:rPr>
+                <w:sz w:val="24"/>
+              </w:rPr>
+            </w:pPr>
+          </w:p>
+        </w:tc>
+        <w:tc>
+          <w:tcPr>
+            <w:tcW w:w="878" w:type="dxa"/>
+            <w:vAlign w:val="center"/>
+          </w:tcPr>
+          <w:p>
+            <w:pPr>
+              <w:spacing w:line="360" w:lineRule="auto"/>
+              <w:jc w:val="center"/>
+              <w:rPr>
+                <w:sz w:val="24"/>
+              </w:rPr>
+            </w:pPr>
+            <w:r>
+              <w:rPr>
+                <w:rFonts w:hint="eastAsia"/>
+                <w:sz w:val="24"/>
+              </w:rPr>
+              <w:t>8-602</w:t>
+            </w:r>
+          </w:p>
+        </w:tc>
+        <w:tc>
+          <w:tcPr>
+            <w:tcW w:w="879" w:type="dxa"/>
+            <w:vAlign w:val="center"/>
+          </w:tcPr>
+          <w:p>
+            <w:pPr>
+              <w:spacing w:line="360" w:lineRule="auto"/>
+              <w:jc w:val="center"/>
+              <w:rPr>
+                <w:sz w:val="24"/>
+              </w:rPr>
+            </w:pPr>
+            <w:r>
+              <w:rPr>
+                <w:rFonts w:hint="eastAsia"/>
+                <w:sz w:val="24"/>
+              </w:rPr>
+              <w:t>2</w:t>
+            </w:r>
+          </w:p>
+        </w:tc>
+      </w:tr>
+      <w:tr>
+        <w:trPr>
+          <w:trHeight w:val="454"/>
+        </w:trPr>
+        <w:tc>
+          <w:tcPr>
+            <w:tcW w:w="1391" w:type="dxa"/>
+            <w:vAlign w:val="center"/>
+          </w:tcPr>
+          <w:p>
+            <w:pPr>
+              <w:spacing w:line="360" w:lineRule="auto"/>
+              <w:jc w:val="center"/>
+              <w:rPr>
+                <w:sz w:val="24"/>
+              </w:rPr>
+            </w:pPr>
+            <w:r>
+              <w:rPr>
+                <w:rFonts w:hint="eastAsia"/>
+                <w:sz w:val="24"/>
+              </w:rPr>
+              <w:t>2</w:t>
+            </w:r>
+          </w:p>
+        </w:tc>
+        <w:tc>
+          <w:tcPr>
+            <w:tcW w:w="3140" w:type="dxa"/>
+            <w:vAlign w:val="center"/>
+          </w:tcPr>
+          <w:p>
+            <w:pPr>
+              <w:spacing w:line="360" w:lineRule="auto"/>
+              <w:rPr>
+                <w:sz w:val="24"/>
+              </w:rPr>
+            </w:pPr>
+            <w:r>
+              <w:rPr>
+                <w:sz w:val="24"/>
+              </w:rPr>
+              <w:t>交换机</w:t>
+            </w:r>
+          </w:p>
+        </w:tc>
+        <w:tc>
+          <w:tcPr>
+            <w:tcW w:w="1276" w:type="dxa"/>
+          </w:tcPr>
+          <w:p>
+            <w:pPr>
+              <w:spacing w:line="360" w:lineRule="auto"/>
+              <w:jc w:val="center"/>
+              <w:rPr>
+                <w:sz w:val="24"/>
+              </w:rPr>
+            </w:pPr>
+            <w:r>
+              <w:rPr>
+                <w:rFonts w:hint="eastAsia"/>
+                <w:sz w:val="24"/>
+              </w:rPr>
+              <w:t>演示型</w:t>
+            </w:r>
+          </w:p>
+        </w:tc>
+        <w:tc>
+          <w:tcPr>
+            <w:tcW w:w="878" w:type="dxa"/>
+            <w:vAlign w:val="center"/>
+          </w:tcPr>
+          <w:p>
+            <w:pPr>
+              <w:spacing w:line="360" w:lineRule="auto"/>
+              <w:jc w:val="center"/>
+              <w:rPr>
+                <w:sz w:val="24"/>
+              </w:rPr>
+            </w:pPr>
+          </w:p>
+        </w:tc>
+        <w:tc>
+          <w:tcPr>
+            <w:tcW w:w="878" w:type="dxa"/>
+          </w:tcPr>
+          <w:p>
+            <w:pPr>
+              <w:spacing w:line="360" w:lineRule="auto"/>
+              <w:jc w:val="center"/>
+              <w:rPr>
+                <w:sz w:val="24"/>
+              </w:rPr>
+            </w:pPr>
+            <w:r>
+              <w:rPr>
+                <w:rFonts w:hint="eastAsia"/>
+                <w:sz w:val="24"/>
+              </w:rPr>
+              <w:t>8-602</w:t>
+            </w:r>
+          </w:p>
+        </w:tc>
+        <w:tc>
+          <w:tcPr>
+            <w:tcW w:w="879" w:type="dxa"/>
+            <w:vAlign w:val="center"/>
+          </w:tcPr>
+          <w:p>
+            <w:pPr>
+              <w:spacing w:line="360" w:lineRule="auto"/>
+              <w:jc w:val="center"/>
+              <w:rPr>
+                <w:sz w:val="24"/>
+              </w:rPr>
+            </w:pPr>
+            <w:r>
+              <w:rPr>
+                <w:rFonts w:hint="eastAsia"/>
+                <w:sz w:val="24"/>
+              </w:rPr>
+              <w:t>2</w:t>
+            </w:r>
+          </w:p>
+        </w:tc>
+      </w:tr>
+      <w:tr>
+        <w:trPr>
+          <w:trHeight w:val="454"/>
+        </w:trPr>
+        <w:tc>
+          <w:tcPr>
+            <w:tcW w:w="1391" w:type="dxa"/>
+            <w:vAlign w:val="center"/>
+          </w:tcPr>
+          <w:p>
+            <w:pPr>
+              <w:spacing w:line="360" w:lineRule="auto"/>
+              <w:jc w:val="center"/>
+              <w:rPr>
+                <w:sz w:val="24"/>
+              </w:rPr>
+            </w:pPr>
+            <w:r>
+              <w:rPr>
+                <w:rFonts w:hint="eastAsia"/>
+                <w:sz w:val="24"/>
+              </w:rPr>
+              <w:t>3</w:t>
+            </w:r>
+          </w:p>
+        </w:tc>
+        <w:tc>
+          <w:tcPr>
+            <w:tcW w:w="3140" w:type="dxa"/>
+            <w:vAlign w:val="center"/>
+          </w:tcPr>
+          <w:p>
+            <w:pPr>
+              <w:spacing w:line="360" w:lineRule="auto"/>
+              <w:rPr>
+                <w:sz w:val="24"/>
+              </w:rPr>
+            </w:pPr>
+            <w:r>
+              <w:rPr>
+                <w:sz w:val="24"/>
+              </w:rPr>
+              <w:t>路由器</w:t>
+            </w:r>
+          </w:p>
+        </w:tc>
+        <w:tc>
+          <w:tcPr>
+            <w:tcW w:w="1276" w:type="dxa"/>
+          </w:tcPr>
+          <w:p>
+            <w:pPr>
+              <w:spacing w:line="360" w:lineRule="auto"/>
+              <w:jc w:val="center"/>
+              <w:rPr>
+                <w:sz w:val="24"/>
+              </w:rPr>
+            </w:pPr>
+            <w:r>
+              <w:rPr>
+                <w:rFonts w:hint="eastAsia"/>
+                <w:sz w:val="24"/>
+              </w:rPr>
+              <w:t>演示型</w:t>
+            </w:r>
+          </w:p>
+        </w:tc>
+        <w:tc>
+          <w:tcPr>
+            <w:tcW w:w="878" w:type="dxa"/>
+            <w:vAlign w:val="center"/>
+          </w:tcPr>
+          <w:p>
+            <w:pPr>
+              <w:spacing w:line="360" w:lineRule="auto"/>
+              <w:jc w:val="center"/>
+              <w:rPr>
+                <w:sz w:val="24"/>
+              </w:rPr>
+            </w:pPr>
+          </w:p>
+        </w:tc>
+        <w:tc>
+          <w:tcPr>
+            <w:tcW w:w="878" w:type="dxa"/>
+          </w:tcPr>
+          <w:p>
+            <w:pPr>
+              <w:spacing w:line="360" w:lineRule="auto"/>
+              <w:jc w:val="center"/>
+              <w:rPr>
+                <w:sz w:val="24"/>
+              </w:rPr>
+            </w:pPr>
+            <w:r>
+              <w:rPr>
+                <w:rFonts w:hint="eastAsia"/>
+                <w:sz w:val="24"/>
+              </w:rPr>
+              <w:t>8-602</w:t>
+            </w:r>
+          </w:p>
+        </w:tc>
+        <w:tc>
+          <w:tcPr>
+            <w:tcW w:w="879" w:type="dxa"/>
+            <w:vAlign w:val="center"/>
+          </w:tcPr>
+          <w:p>
+            <w:pPr>
+              <w:spacing w:line="360" w:lineRule="auto"/>
+              <w:jc w:val="center"/>
+              <w:rPr>
+                <w:sz w:val="24"/>
+              </w:rPr>
+            </w:pPr>
+            <w:r>
+              <w:rPr>
+                <w:rFonts w:hint="eastAsia"/>
+                <w:sz w:val="24"/>
+              </w:rPr>
+              <w:t>2</w:t>
+            </w:r>
+          </w:p>
+        </w:tc>
+      </w:tr>
+      <w:tr>
+        <w:trPr>
+          <w:trHeight w:val="454"/>
+        </w:trPr>
+        <w:tc>
+          <w:tcPr>
+            <w:tcW w:w="1391" w:type="dxa"/>
+            <w:vAlign w:val="center"/>
+          </w:tcPr>
+          <w:p>
+            <w:pPr>
+              <w:spacing w:line="360" w:lineRule="auto"/>
+              <w:jc w:val="center"/>
+              <w:rPr>
+                <w:sz w:val="24"/>
+              </w:rPr>
+            </w:pPr>
+            <w:r>
+              <w:rPr>
+                <w:rFonts w:hint="eastAsia"/>
+                <w:sz w:val="24"/>
+              </w:rPr>
+              <w:t>4</w:t>
+            </w:r>
+          </w:p>
+        </w:tc>
+        <w:tc>
+          <w:tcPr>
+            <w:tcW w:w="3140" w:type="dxa"/>
+            <w:vAlign w:val="center"/>
+          </w:tcPr>
+          <w:p>
+            <w:pPr>
+              <w:spacing w:line="360" w:lineRule="auto"/>
+              <w:rPr>
+                <w:sz w:val="24"/>
+              </w:rPr>
+            </w:pPr>
+            <w:r>
+              <w:rPr>
+                <w:sz w:val="24"/>
+              </w:rPr>
+              <w:t>IP</w:t>
+            </w:r>
+            <w:r>
+              <w:rPr>
+                <w:sz w:val="24"/>
+              </w:rPr>
+              <w:t>地址与</w:t>
+            </w:r>
+            <w:r>
+              <w:rPr>
+                <w:sz w:val="24"/>
+              </w:rPr>
+              <w:t>DHCP</w:t>
+            </w:r>
+          </w:p>
+        </w:tc>
+        <w:tc>
+          <w:tcPr>
+            <w:tcW w:w="1276" w:type="dxa"/>
+          </w:tcPr>
+          <w:p>
+            <w:pPr>
+              <w:spacing w:line="360" w:lineRule="auto"/>
+              <w:jc w:val="center"/>
+              <w:rPr>
+                <w:sz w:val="24"/>
+              </w:rPr>
+            </w:pPr>
+            <w:r>
+              <w:rPr>
+                <w:rFonts w:hint="eastAsia"/>
+                <w:sz w:val="24"/>
+              </w:rPr>
+              <w:t>演示型</w:t>
+            </w:r>
+          </w:p>
+        </w:tc>
+        <w:tc>
+          <w:tcPr>
+            <w:tcW w:w="878" w:type="dxa"/>
+            <w:vAlign w:val="center"/>
+          </w:tcPr>
+          <w:p>
+            <w:pPr>
+              <w:spacing w:line="360" w:lineRule="auto"/>
+              <w:jc w:val="center"/>
+              <w:rPr>
+                <w:sz w:val="24"/>
+              </w:rPr>
+            </w:pPr>
+          </w:p>
+        </w:tc>
+        <w:tc>
+          <w:tcPr>
+            <w:tcW w:w="878" w:type="dxa"/>
+          </w:tcPr>
+          <w:p>
+            <w:pPr>
+              <w:spacing w:line="360" w:lineRule="auto"/>
+              <w:jc w:val="center"/>
+              <w:rPr>
+                <w:sz w:val="24"/>
+              </w:rPr>
+            </w:pPr>
+            <w:r>
+              <w:rPr>
+                <w:rFonts w:hint="eastAsia"/>
+                <w:sz w:val="24"/>
+              </w:rPr>
+              <w:t>8-602</w:t>
+            </w:r>
+          </w:p>
+        </w:tc>
+        <w:tc>
+          <w:tcPr>
+            <w:tcW w:w="879" w:type="dxa"/>
+            <w:vAlign w:val="center"/>
+          </w:tcPr>
+          <w:p>
+            <w:pPr>
+              <w:spacing w:line="360" w:lineRule="auto"/>
+              <w:jc w:val="center"/>
+              <w:rPr>
+                <w:sz w:val="24"/>
+              </w:rPr>
+            </w:pPr>
+            <w:r>
+              <w:rPr>
+                <w:rFonts w:hint="eastAsia"/>
+                <w:sz w:val="24"/>
+              </w:rPr>
+              <w:t>2</w:t>
+            </w:r>
+          </w:p>
+        </w:tc>
+      </w:tr>
+      <w:tr>
+        <w:trPr>
+          <w:trHeight w:val="454"/>
+        </w:trPr>
+        <w:tc>
+          <w:tcPr>
+            <w:tcW w:w="1391" w:type="dxa"/>
+            <w:vAlign w:val="center"/>
+          </w:tcPr>
+          <w:p>
+            <w:pPr>
+              <w:spacing w:line="360" w:lineRule="auto"/>
+              <w:jc w:val="center"/>
+              <w:rPr>
+                <w:sz w:val="24"/>
+              </w:rPr>
+            </w:pPr>
+            <w:r>
+              <w:rPr>
+                <w:rFonts w:hint="eastAsia"/>
+                <w:sz w:val="24"/>
+              </w:rPr>
+              <w:t>5</w:t>
+            </w:r>
+          </w:p>
+        </w:tc>
+        <w:tc>
+          <w:tcPr>
+            <w:tcW w:w="3140" w:type="dxa"/>
+            <w:vAlign w:val="center"/>
+          </w:tcPr>
+          <w:p>
+            <w:pPr>
+              <w:spacing w:line="360" w:lineRule="auto"/>
+              <w:rPr>
+                <w:sz w:val="24"/>
+              </w:rPr>
+            </w:pPr>
+            <w:r>
+              <w:rPr>
+                <w:sz w:val="24"/>
+              </w:rPr>
+              <w:t>域名与</w:t>
+            </w:r>
+            <w:r>
+              <w:rPr>
+                <w:sz w:val="24"/>
+              </w:rPr>
+              <w:t>DNS</w:t>
+            </w:r>
+          </w:p>
+        </w:tc>
+        <w:tc>
+          <w:tcPr>
+            <w:tcW w:w="1276" w:type="dxa"/>
+          </w:tcPr>
+          <w:p>
+            <w:pPr>
+              <w:spacing w:line="360" w:lineRule="auto"/>
+              <w:jc w:val="center"/>
+              <w:rPr>
+                <w:sz w:val="24"/>
+              </w:rPr>
+            </w:pPr>
+            <w:r>
+              <w:rPr>
+                <w:rFonts w:hint="eastAsia"/>
+                <w:sz w:val="24"/>
+              </w:rPr>
+              <w:t>演示型</w:t>
+            </w:r>
+          </w:p>
+        </w:tc>
+        <w:tc>
+          <w:tcPr>
+            <w:tcW w:w="878" w:type="dxa"/>
+            <w:vAlign w:val="center"/>
+          </w:tcPr>
+          <w:p>
+            <w:pPr>
+              <w:spacing w:line="360" w:lineRule="auto"/>
+              <w:jc w:val="center"/>
+              <w:rPr>
+                <w:sz w:val="24"/>
+              </w:rPr>
+            </w:pPr>
+          </w:p>
+        </w:tc>
+        <w:tc>
+          <w:tcPr>
+            <w:tcW w:w="878" w:type="dxa"/>
+          </w:tcPr>
+          <w:p>
+            <w:pPr>
+              <w:spacing w:line="360" w:lineRule="auto"/>
+              <w:jc w:val="center"/>
+              <w:rPr>
+                <w:sz w:val="24"/>
+              </w:rPr>
+            </w:pPr>
+            <w:r>
+              <w:rPr>
+                <w:rFonts w:hint="eastAsia"/>
+                <w:sz w:val="24"/>
+              </w:rPr>
+              <w:t>8-602</w:t>
+            </w:r>
+          </w:p>
+        </w:tc>
+        <w:tc>
+          <w:tcPr>
+            <w:tcW w:w="879" w:type="dxa"/>
+            <w:vAlign w:val="center"/>
+          </w:tcPr>
+          <w:p>
+            <w:pPr>
+              <w:spacing w:line="360" w:lineRule="auto"/>
+              <w:jc w:val="center"/>
+              <w:rPr>
+                <w:sz w:val="24"/>
+              </w:rPr>
+            </w:pPr>
+            <w:r>
+              <w:rPr>
+                <w:rFonts w:hint="eastAsia"/>
+                <w:sz w:val="24"/>
+              </w:rPr>
+              <w:t>2</w:t>
+            </w:r>
+          </w:p>
+        </w:tc>
+      </w:tr>
+      <w:tr>
+        <w:trPr>
+          <w:trHeight w:val="454"/>
+        </w:trPr>
+        <w:tc>
+          <w:tcPr>
+            <w:tcW w:w="1391" w:type="dxa"/>
+            <w:vAlign w:val="center"/>
+          </w:tcPr>
+          <w:p>
+            <w:pPr>
+              <w:spacing w:line="360" w:lineRule="auto"/>
+              <w:jc w:val="center"/>
+              <w:rPr>
+                <w:sz w:val="24"/>
+              </w:rPr>
+            </w:pPr>
+            <w:r>
+              <w:rPr>
+                <w:rFonts w:hint="eastAsia"/>
+                <w:sz w:val="24"/>
+              </w:rPr>
+              <w:t>6</w:t>
+            </w:r>
+          </w:p>
+        </w:tc>
+        <w:tc>
+          <w:tcPr>
+            <w:tcW w:w="3140" w:type="dxa"/>
+            <w:vAlign w:val="center"/>
+          </w:tcPr>
+          <w:p>
+            <w:pPr>
+              <w:spacing w:line="360" w:lineRule="auto"/>
+              <w:rPr>
+                <w:sz w:val="24"/>
+              </w:rPr>
+            </w:pPr>
+            <w:r>
+              <w:rPr>
+                <w:sz w:val="24"/>
+              </w:rPr>
+              <w:t>服务器</w:t>
+            </w:r>
+          </w:p>
+        </w:tc>
+        <w:tc>
+          <w:tcPr>
+            <w:tcW w:w="1276" w:type="dxa"/>
+          </w:tcPr>
+          <w:p>
+            <w:pPr>
+              <w:spacing w:line="360" w:lineRule="auto"/>
+              <w:jc w:val="center"/>
+              <w:rPr>
+                <w:sz w:val="24"/>
+              </w:rPr>
+            </w:pPr>
+            <w:r>
+              <w:rPr>
+                <w:rFonts w:hint="eastAsia"/>
+                <w:sz w:val="24"/>
+              </w:rPr>
+              <w:t>演示型</w:t>
+            </w:r>
+          </w:p>
+        </w:tc>
+        <w:tc>
+          <w:tcPr>
+            <w:tcW w:w="878" w:type="dxa"/>
+            <w:vAlign w:val="center"/>
+          </w:tcPr>
+          <w:p>
+            <w:pPr>
+              <w:spacing w:line="360" w:lineRule="auto"/>
+              <w:jc w:val="center"/>
+              <w:rPr>
+                <w:sz w:val="24"/>
+              </w:rPr>
+            </w:pPr>
+          </w:p>
+        </w:tc>
+        <w:tc>
+          <w:tcPr>
+            <w:tcW w:w="878" w:type="dxa"/>
+          </w:tcPr>
+          <w:p>
+            <w:pPr>
+              <w:spacing w:line="360" w:lineRule="auto"/>
+              <w:jc w:val="center"/>
+              <w:rPr>
+                <w:sz w:val="24"/>
+              </w:rPr>
+            </w:pPr>
+            <w:r>
+              <w:rPr>
+                <w:rFonts w:hint="eastAsia"/>
+                <w:sz w:val="24"/>
+              </w:rPr>
+              <w:t>8-602</w:t>
+            </w:r>
+          </w:p>
+        </w:tc>
+        <w:tc>
+          <w:tcPr>
+            <w:tcW w:w="879" w:type="dxa"/>
+            <w:vAlign w:val="center"/>
+          </w:tcPr>
+          <w:p>
+            <w:pPr>
+              <w:spacing w:line="360" w:lineRule="auto"/>
+              <w:jc w:val="center"/>
+              <w:rPr>
+                <w:sz w:val="24"/>
+              </w:rPr>
+            </w:pPr>
+            <w:r>
+              <w:rPr>
+                <w:rFonts w:hint="eastAsia"/>
+                <w:sz w:val="24"/>
+              </w:rPr>
+              <w:t>2</w:t>
+            </w:r>
+          </w:p>
+        </w:tc>
+      </w:tr>
+      <w:tr>
+        <w:trPr>
+          <w:trHeight w:val="454"/>
+        </w:trPr>
+        <w:tc>
+          <w:tcPr>
+            <w:tcW w:w="1391" w:type="dxa"/>
+            <w:vAlign w:val="center"/>
+          </w:tcPr>
+          <w:p>
+            <w:pPr>
+              <w:spacing w:line="360" w:lineRule="auto"/>
+              <w:jc w:val="center"/>
+              <w:rPr>
+                <w:sz w:val="24"/>
+              </w:rPr>
+            </w:pPr>
+            <w:r>
+              <w:rPr>
+                <w:rFonts w:hint="eastAsia"/>
+                <w:sz w:val="24"/>
+              </w:rPr>
+              <w:t>成绩评定</w:t>
+            </w:r>
+          </w:p>
+        </w:tc>
+        <w:tc>
+          <w:tcPr>
+            <w:tcW w:w="7051" w:type="dxa"/>
+            <w:gridSpan w:val="5"/>
+            <w:vAlign w:val="center"/>
+          </w:tcPr>
+          <w:p>
+            <w:pPr>
+              <w:spacing w:line="360" w:lineRule="auto"/>
+              <w:rPr>
+                <w:sz w:val="24"/>
+              </w:rPr>
+            </w:pPr>
+          </w:p>
+          <w:p>
+            <w:pPr>
+              <w:spacing w:line="360" w:lineRule="auto"/>
+              <w:rPr>
+                <w:sz w:val="24"/>
+              </w:rPr>
+            </w:pPr>
+          </w:p>
+          <w:p>
+            <w:pPr>
+              <w:spacing w:line="360" w:lineRule="auto"/>
+              <w:rPr>
+                <w:sz w:val="24"/>
+              </w:rPr>
+            </w:pPr>
+          </w:p>
+          <w:p>
+            <w:pPr>
+              <w:spacing w:line="360" w:lineRule="auto"/>
+              <w:rPr>
+                <w:sz w:val="24"/>
+              </w:rPr>
+            </w:pPr>
+          </w:p>
+          <w:p>
+            <w:pPr>
+              <w:spacing w:line="360" w:lineRule="auto"/>
+              <w:rPr>
+                <w:sz w:val="24"/>
+              </w:rPr>
+            </w:pPr>
+          </w:p>
+          <w:p>
+            <w:pPr>
+              <w:spacing w:line="360" w:lineRule="auto"/>
+              <w:rPr>
+                <w:sz w:val="24"/>
+              </w:rPr>
+            </w:pPr>
+          </w:p>
+          <w:p>
+            <w:pPr>
+              <w:spacing w:line="360" w:lineRule="auto"/>
+              <w:rPr>
+                <w:sz w:val="24"/>
+              </w:rPr>
+            </w:pPr>
+          </w:p>
+          <w:p>
+            <w:pPr>
+              <w:spacing w:line="360" w:lineRule="auto"/>
+              <w:rPr>
+                <w:sz w:val="24"/>
+              </w:rPr>
+            </w:pPr>
+          </w:p>
+          <w:p>
+            <w:pPr>
+              <w:spacing w:line="360" w:lineRule="auto"/>
+              <w:jc w:val="right"/>
+              <w:rPr>
+                <w:sz w:val="24"/>
+              </w:rPr>
+            </w:pPr>
+            <w:r>
+              <w:rPr>
+                <w:rFonts w:hint="eastAsia"/>
+                <w:sz w:val="24"/>
+              </w:rPr>
+              <w:t>教师（签字）</w:t>
+            </w:r>
+            <w:r>
+              <w:rPr>
+                <w:rFonts w:hint="eastAsia"/>
+                <w:sz w:val="24"/>
+              </w:rPr>
+              <w:t xml:space="preserve">                </w:t>
+            </w:r>
+          </w:p>
+          <w:p>
+            <w:pPr>
+              <w:spacing w:line="360" w:lineRule="auto"/>
+              <w:jc w:val="right"/>
+              <w:rPr>
+                <w:sz w:val="24"/>
+              </w:rPr>
+            </w:pPr>
+            <w:r>
+              <w:rPr>
+                <w:rFonts w:hint="eastAsia"/>
+                <w:sz w:val="24"/>
+              </w:rPr>
+              <w:t>时间：</w:t>
+            </w:r>
+            <w:r>
+              <w:rPr>
+                <w:rFonts w:hint="eastAsia"/>
+                <w:sz w:val="24"/>
+              </w:rPr>
+              <w:t>2027</w:t>
+            </w:r>
+            <w:r>
+              <w:rPr>
+                <w:rFonts w:hint="eastAsia"/>
+                <w:sz w:val="24"/>
+              </w:rPr>
+              <w:t>年</w:t>
+            </w:r>
+            <w:r>
+              <w:rPr>
+                <w:rFonts w:hint="eastAsia"/>
+                <w:sz w:val="24"/>
+              </w:rPr>
+              <w:t>1</w:t>
+            </w:r>
+            <w:r>
+              <w:rPr>
+                <w:rFonts w:hint="eastAsia"/>
+                <w:sz w:val="24"/>
+              </w:rPr>
+              <w:t>月</w:t>
+            </w:r>
+            <w:r>
+              <w:rPr>
+                <w:rFonts w:hint="eastAsia"/>
+                <w:sz w:val="24"/>
+              </w:rPr>
+              <w:t>6</w:t>
+            </w:r>
+            <w:r>
+              <w:rPr>
+                <w:rFonts w:hint="eastAsia"/>
+                <w:sz w:val="24"/>
+              </w:rPr>
+              <w:t>日</w:t>
+            </w:r>
+          </w:p>
+          <w:p>
+            <w:pPr>
+              <w:spacing w:line="360" w:lineRule="auto"/>
+              <w:rPr>
+                <w:sz w:val="24"/>
+              </w:rPr>
+            </w:pPr>
+          </w:p>
+        </w:tc>
+      </w:tr>
+    </w:tbl>
+    <w:p>
+      <w:pPr>
+        <w:spacing w:after="0" w:line="360" w:lineRule="auto"/>
+        <w:rPr>
+          <w:b/>
+          <w:bCs/>
+          <w:sz w:val="24"/>
+        </w:rPr>
+      </w:pPr>
+    </w:p>
+    <w:p>
+      <w:pPr>
+        <w:jc w:val="center"/>
+        <w:rPr>
+          <w:b/>
+          <w:bCs/>
+          <w:sz w:val="28"/>
+          <w:szCs w:val="28"/>
+        </w:rPr>
+      </w:pPr>
+    </w:p>
+    <w:p>
+      <w:pPr>
+        <w:jc w:val="center"/>
+        <w:rPr>
+          <w:b/>
+          <w:bCs/>
+          <w:sz w:val="28"/>
+          <w:szCs w:val="28"/>
+        </w:rPr>
+        <w:sectPr>
+          <w:pgSz w:w="11906" w:h="16838"/>
+          <w:pgMar w:top="1440" w:right="1800" w:bottom="1440" w:left="1800" w:header="567" w:footer="567" w:gutter="0"/>
+          <w:pgNumType w:start="1"/>
+          <w:cols w:space="425"/>
+          <w:docGrid w:type="lines" w:linePitch="312"/>
+        </w:sectPr>
+      </w:pPr>
     </w:p>
     <w:p>
       <w:pPr>
@@ -559,25 +2087,142 @@
         <w:rPr>
           <w:rFonts w:hint="eastAsia"/>
         </w:rPr>
-        <w:t>一．实验目的</w:t>
-      </w:r>
-    </w:p>
-    <w:p>
-      <w:pPr>
-        <w:spacing w:after="0" w:line="240" w:lineRule="auto"/>
-        <w:rPr>
-          <w:sz w:val="21"/>
-          <w:szCs w:val="21"/>
-        </w:rPr>
-      </w:pPr>
-    </w:p>
-    <w:p>
-      <w:pPr>
-        <w:spacing w:after="0" w:line="240" w:lineRule="auto"/>
-        <w:rPr>
-          <w:rFonts w:hint="eastAsia"/>
-          <w:sz w:val="21"/>
-          <w:szCs w:val="21"/>
+        <w:lastRenderedPageBreak/>
+        <w:t>实验报告</w:t>
+      </w:r>
+      <w:r>
+        <w:rPr>
+          <w:rFonts w:hint="eastAsia"/>
+        </w:rPr>
+        <w:t>一</w:t>
+      </w:r>
+      <w:r>
+        <w:rPr>
+          <w:rFonts w:hint="eastAsia"/>
+        </w:rPr>
+        <w:t xml:space="preserve"> </w:t>
+      </w:r>
+      <w:r>
+        <w:t>网络传输介质与网线制作</w:t>
+      </w:r>
+    </w:p>
+    <w:p>
+      <w:pPr>
+        <w:pStyle w:val="2"/>
+        <w:spacing w:before="0" w:after="0" w:line="360" w:lineRule="auto"/>
+      </w:pPr>
+      <w:r>
+        <w:rPr>
+          <w:rFonts w:hint="eastAsia"/>
+        </w:rPr>
+        <w:t>实验目的</w:t>
+      </w:r>
+    </w:p>
+    <w:p>
+      <w:pPr>
+        <w:rPr>
+          <w:sz w:val="24"/>
+          <w:szCs w:val="32"/>
+        </w:rPr>
+      </w:pPr>
+    </w:p>
+    <w:p>
+      <w:pPr>
+        <w:pStyle w:val="2"/>
+        <w:spacing w:before="0" w:after="0" w:line="360" w:lineRule="auto"/>
+      </w:pPr>
+      <w:r>
+        <w:rPr>
+          <w:rFonts w:hint="eastAsia"/>
+        </w:rPr>
+        <w:t>实验要求</w:t>
+      </w:r>
+    </w:p>
+    <w:p>
+      <w:pPr>
+        <w:rPr>
+          <w:sz w:val="24"/>
+          <w:szCs w:val="32"/>
+        </w:rPr>
+      </w:pPr>
+    </w:p>
+    <w:p>
+      <w:pPr>
+        <w:pStyle w:val="2"/>
+        <w:spacing w:before="0" w:after="0" w:line="360" w:lineRule="auto"/>
+      </w:pPr>
+      <w:r>
+        <w:rPr>
+          <w:rFonts w:hint="eastAsia"/>
+        </w:rPr>
+        <w:t>实验原理</w:t>
+      </w:r>
+    </w:p>
+    <w:p>
+      <w:pPr>
+        <w:rPr>
+          <w:sz w:val="24"/>
+          <w:szCs w:val="32"/>
+        </w:rPr>
+      </w:pPr>
+    </w:p>
+    <w:p>
+      <w:pPr>
+        <w:pStyle w:val="2"/>
+        <w:spacing w:before="0" w:after="0" w:line="360" w:lineRule="auto"/>
+      </w:pPr>
+      <w:r>
+        <w:rPr>
+          <w:rFonts w:hint="eastAsia"/>
+        </w:rPr>
+        <w:t>实验方法和步骤</w:t>
+      </w:r>
+    </w:p>
+    <w:p>
+      <w:pPr>
+        <w:rPr>
+          <w:sz w:val="24"/>
+          <w:szCs w:val="32"/>
+        </w:rPr>
+      </w:pPr>
+    </w:p>
+    <w:p>
+      <w:pPr>
+        <w:pStyle w:val="2"/>
+        <w:spacing w:before="0" w:after="0" w:line="360" w:lineRule="auto"/>
+      </w:pPr>
+      <w:r>
+        <w:rPr>
+          <w:rFonts w:hint="eastAsia"/>
+        </w:rPr>
+        <w:t>实验结果分析</w:t>
+      </w:r>
+    </w:p>
+    <w:p>
+      <w:pPr>
+        <w:rPr>
+          <w:sz w:val="24"/>
+          <w:szCs w:val="32"/>
+        </w:rPr>
+      </w:pPr>
+    </w:p>
+    <w:p>
+      <w:pPr>
+        <w:pStyle w:val="2"/>
+        <w:spacing w:before="0" w:after="0" w:line="360" w:lineRule="auto"/>
+      </w:pPr>
+      <w:r>
+        <w:rPr>
+          <w:rFonts w:hint="eastAsia"/>
+        </w:rPr>
+        <w:t>实验结论</w:t>
+      </w:r>
+    </w:p>
+    <w:p>
+      <w:pPr>
+        <w:rPr>
+          <w:sz w:val="24"/>
+          <w:szCs w:val="32"/>
         </w:rPr>
       </w:pPr>
     </w:p>
@@ -589,24 +2234,145 @@
         <w:rPr>
           <w:rFonts w:hint="eastAsia"/>
         </w:rPr>
-        <w:t>二、实验仪器设备及软件</w:t>
-      </w:r>
-    </w:p>
-    <w:p>
-      <w:pPr>
-        <w:spacing w:after="0" w:line="240" w:lineRule="auto"/>
-        <w:rPr>
-          <w:sz w:val="21"/>
-          <w:szCs w:val="21"/>
-        </w:rPr>
-      </w:pPr>
-    </w:p>
-    <w:p>
-      <w:pPr>
-        <w:spacing w:after="0" w:line="240" w:lineRule="auto"/>
-        <w:rPr>
-          <w:sz w:val="21"/>
-          <w:szCs w:val="21"/>
+        <w:lastRenderedPageBreak/>
+        <w:t>实验报告</w:t>
+      </w:r>
+      <w:r>
+        <w:rPr>
+          <w:rFonts w:hint="eastAsia"/>
+        </w:rPr>
+        <w:t>二</w:t>
+      </w:r>
+      <w:r>
+        <w:rPr>
+          <w:rFonts w:hint="eastAsia"/>
+        </w:rPr>
+        <w:t xml:space="preserve"> </w:t>
+      </w:r>
+      <w:r>
+        <w:rPr>
+          <w:rFonts w:hint="eastAsia"/>
+        </w:rPr>
+        <w:t>交换机</w:t>
+      </w:r>
+    </w:p>
+    <w:p>
+      <w:pPr>
+        <w:pStyle w:val="2"/>
+        <w:spacing w:before="0" w:after="0" w:line="360" w:lineRule="auto"/>
+      </w:pPr>
+      <w:r>
+        <w:rPr>
+          <w:rFonts w:hint="eastAsia"/>
+        </w:rPr>
+        <w:t>实验目的</w:t>
+      </w:r>
+    </w:p>
+    <w:p>
+      <w:pPr>
+        <w:rPr>
+          <w:sz w:val="24"/>
+          <w:szCs w:val="32"/>
+        </w:rPr>
+      </w:pPr>
+    </w:p>
+    <w:p>
+      <w:pPr>
+        <w:pStyle w:val="2"/>
+        <w:spacing w:before="0" w:after="0" w:line="360" w:lineRule="auto"/>
+      </w:pPr>
+      <w:r>
+        <w:rPr>
+          <w:rFonts w:hint="eastAsia"/>
+        </w:rPr>
+        <w:t>实验要求</w:t>
+      </w:r>
+    </w:p>
+    <w:p>
+      <w:pPr>
+        <w:rPr>
+          <w:sz w:val="24"/>
+          <w:szCs w:val="32"/>
+        </w:rPr>
+      </w:pPr>
+    </w:p>
+    <w:p>
+      <w:pPr>
+        <w:pStyle w:val="2"/>
+        <w:spacing w:before="0" w:after="0" w:line="360" w:lineRule="auto"/>
+      </w:pPr>
+      <w:r>
+        <w:rPr>
+          <w:rFonts w:hint="eastAsia"/>
+        </w:rPr>
+        <w:t>实验原理</w:t>
+      </w:r>
+    </w:p>
+    <w:p>
+      <w:pPr>
+        <w:rPr>
+          <w:sz w:val="24"/>
+          <w:szCs w:val="32"/>
+        </w:rPr>
+      </w:pPr>
+    </w:p>
+    <w:p>
+      <w:pPr>
+        <w:pStyle w:val="2"/>
+        <w:spacing w:before="0" w:after="0" w:line="360" w:lineRule="auto"/>
+      </w:pPr>
+      <w:r>
+        <w:rPr>
+          <w:rFonts w:hint="eastAsia"/>
+        </w:rPr>
+        <w:t>实验方法和步骤</w:t>
+      </w:r>
+    </w:p>
+    <w:p>
+      <w:pPr>
+        <w:rPr>
+          <w:sz w:val="24"/>
+          <w:szCs w:val="32"/>
+        </w:rPr>
+      </w:pPr>
+    </w:p>
+    <w:p>
+      <w:pPr>
+        <w:pStyle w:val="2"/>
+        <w:spacing w:before="0" w:after="0" w:line="360" w:lineRule="auto"/>
+      </w:pPr>
+      <w:r>
+        <w:rPr>
+          <w:rFonts w:hint="eastAsia"/>
+        </w:rPr>
+        <w:t>实验结果分析</w:t>
+      </w:r>
+    </w:p>
+    <w:p>
+      <w:pPr>
+        <w:rPr>
+          <w:sz w:val="24"/>
+          <w:szCs w:val="32"/>
+        </w:rPr>
+      </w:pPr>
+    </w:p>
+    <w:p>
+      <w:pPr>
+        <w:pStyle w:val="2"/>
+        <w:spacing w:before="0" w:after="0" w:line="360" w:lineRule="auto"/>
+      </w:pPr>
+      <w:r>
+        <w:rPr>
+          <w:rFonts w:hint="eastAsia"/>
+        </w:rPr>
+        <w:t>实验结论</w:t>
+      </w:r>
+    </w:p>
+    <w:p>
+      <w:pPr>
+        <w:rPr>
+          <w:sz w:val="24"/>
+          <w:szCs w:val="32"/>
         </w:rPr>
       </w:pPr>
     </w:p>
@@ -618,24 +2384,153 @@
         <w:rPr>
           <w:rFonts w:hint="eastAsia"/>
         </w:rPr>
-        <w:t>三、实验方案</w:t>
-      </w:r>
-    </w:p>
-    <w:p>
-      <w:pPr>
-        <w:spacing w:after="0" w:line="240" w:lineRule="auto"/>
-        <w:rPr>
-          <w:sz w:val="21"/>
-          <w:szCs w:val="21"/>
-        </w:rPr>
-      </w:pPr>
-    </w:p>
-    <w:p>
-      <w:pPr>
-        <w:spacing w:after="0" w:line="240" w:lineRule="auto"/>
-        <w:rPr>
-          <w:sz w:val="21"/>
-          <w:szCs w:val="21"/>
+        <w:lastRenderedPageBreak/>
+        <w:t>实验报告</w:t>
+      </w:r>
+      <w:r>
+        <w:rPr>
+          <w:rFonts w:hint="eastAsia"/>
+        </w:rPr>
+        <w:t>三</w:t>
+      </w:r>
+      <w:r>
+        <w:rPr>
+          <w:rFonts w:hint="eastAsia"/>
+        </w:rPr>
+        <w:t xml:space="preserve"> </w:t>
+      </w:r>
+      <w:r>
+        <w:rPr>
+          <w:rFonts w:hint="eastAsia"/>
+        </w:rPr>
+        <w:t>路由器</w:t>
+      </w:r>
+    </w:p>
+    <w:p>
+      <w:pPr>
+        <w:pStyle w:val="2"/>
+        <w:spacing w:before="0" w:after="0" w:line="360" w:lineRule="auto"/>
+      </w:pPr>
+      <w:r>
+        <w:rPr>
+          <w:rFonts w:hint="eastAsia"/>
+        </w:rPr>
+        <w:t>实验目的</w:t>
+      </w:r>
+    </w:p>
+    <w:p>
+      <w:pPr>
+        <w:rPr>
+          <w:sz w:val="24"/>
+          <w:szCs w:val="32"/>
+        </w:rPr>
+      </w:pPr>
+    </w:p>
+    <w:p>
+      <w:pPr>
+        <w:pStyle w:val="2"/>
+        <w:spacing w:before="0" w:after="0" w:line="360" w:lineRule="auto"/>
+      </w:pPr>
+      <w:r>
+        <w:rPr>
+          <w:rFonts w:hint="eastAsia"/>
+        </w:rPr>
+        <w:t>实验要求</w:t>
+      </w:r>
+    </w:p>
+    <w:p>
+      <w:pPr>
+        <w:rPr>
+          <w:sz w:val="24"/>
+          <w:szCs w:val="32"/>
+        </w:rPr>
+      </w:pPr>
+    </w:p>
+    <w:p>
+      <w:pPr>
+        <w:pStyle w:val="2"/>
+        <w:spacing w:before="0" w:after="0" w:line="360" w:lineRule="auto"/>
+      </w:pPr>
+      <w:r>
+        <w:rPr>
+          <w:rFonts w:hint="eastAsia"/>
+        </w:rPr>
+        <w:t>实验原理</w:t>
+      </w:r>
+    </w:p>
+    <w:p>
+      <w:pPr>
+        <w:rPr>
+          <w:sz w:val="24"/>
+          <w:szCs w:val="32"/>
+        </w:rPr>
+      </w:pPr>
+    </w:p>
+    <w:p>
+      <w:pPr>
+        <w:pStyle w:val="2"/>
+        <w:spacing w:before="0" w:after="0" w:line="360" w:lineRule="auto"/>
+      </w:pPr>
+      <w:r>
+        <w:rPr>
+          <w:rFonts w:hint="eastAsia"/>
+        </w:rPr>
+        <w:t>实验方法和步骤</w:t>
+      </w:r>
+    </w:p>
+    <w:p>
+      <w:pPr>
+        <w:rPr>
+          <w:sz w:val="24"/>
+          <w:szCs w:val="32"/>
+        </w:rPr>
+      </w:pPr>
+    </w:p>
+    <w:p>
+      <w:pPr>
+        <w:pStyle w:val="2"/>
+        <w:spacing w:before="0" w:after="0" w:line="360" w:lineRule="auto"/>
+      </w:pPr>
+      <w:r>
+        <w:rPr>
+          <w:rFonts w:hint="eastAsia"/>
+        </w:rPr>
+        <w:t>实验结果分析</w:t>
+      </w:r>
+    </w:p>
+    <w:p>
+      <w:pPr>
+        <w:rPr>
+          <w:sz w:val="24"/>
+          <w:szCs w:val="32"/>
+        </w:rPr>
+      </w:pPr>
+    </w:p>
+    <w:p>
+      <w:pPr>
+        <w:pStyle w:val="2"/>
+        <w:spacing w:before="0" w:after="0" w:line="360" w:lineRule="auto"/>
+      </w:pPr>
+      <w:r>
+        <w:rPr>
+          <w:rFonts w:hint="eastAsia"/>
+        </w:rPr>
+        <w:t>实验结论</w:t>
+      </w:r>
+    </w:p>
+    <w:p>
+      <w:pPr>
+        <w:rPr>
+          <w:sz w:val="24"/>
+          <w:szCs w:val="32"/>
+        </w:rPr>
+      </w:pPr>
+    </w:p>
+    <w:p>
+      <w:pPr>
+        <w:rPr>
+          <w:sz w:val="24"/>
+          <w:szCs w:val="32"/>
         </w:rPr>
       </w:pPr>
     </w:p>
@@ -647,24 +2542,159 @@
         <w:rPr>
           <w:rFonts w:hint="eastAsia"/>
         </w:rPr>
-        <w:t>四、实验步骤</w:t>
-      </w:r>
-    </w:p>
-    <w:p>
-      <w:pPr>
-        <w:spacing w:after="0" w:line="240" w:lineRule="auto"/>
-        <w:rPr>
-          <w:sz w:val="21"/>
-          <w:szCs w:val="21"/>
-        </w:rPr>
-      </w:pPr>
-    </w:p>
-    <w:p>
-      <w:pPr>
-        <w:spacing w:after="0" w:line="240" w:lineRule="auto"/>
-        <w:rPr>
-          <w:sz w:val="21"/>
-          <w:szCs w:val="21"/>
+        <w:lastRenderedPageBreak/>
+        <w:t>实验报告</w:t>
+      </w:r>
+      <w:r>
+        <w:rPr>
+          <w:rFonts w:hint="eastAsia"/>
+        </w:rPr>
+        <w:t>四</w:t>
+      </w:r>
+      <w:r>
+        <w:rPr>
+          <w:rFonts w:hint="eastAsia"/>
+        </w:rPr>
+        <w:t xml:space="preserve"> IP</w:t>
+      </w:r>
+      <w:r>
+        <w:rPr>
+          <w:rFonts w:hint="eastAsia"/>
+        </w:rPr>
+        <w:t>地址和</w:t>
+      </w:r>
+      <w:r>
+        <w:rPr>
+          <w:rFonts w:hint="eastAsia"/>
+        </w:rPr>
+        <w:t>DHCP</w:t>
+      </w:r>
+    </w:p>
+    <w:p>
+      <w:pPr>
+        <w:pStyle w:val="2"/>
+        <w:spacing w:before="0" w:after="0" w:line="360" w:lineRule="auto"/>
+      </w:pPr>
+      <w:r>
+        <w:rPr>
+          <w:rFonts w:hint="eastAsia"/>
+        </w:rPr>
+        <w:t>实验目的</w:t>
+      </w:r>
+    </w:p>
+    <w:p>
+      <w:pPr>
+        <w:rPr>
+          <w:sz w:val="24"/>
+          <w:szCs w:val="32"/>
+        </w:rPr>
+      </w:pPr>
+    </w:p>
+    <w:p>
+      <w:pPr>
+        <w:pStyle w:val="2"/>
+        <w:spacing w:before="0" w:after="0" w:line="360" w:lineRule="auto"/>
+      </w:pPr>
+      <w:r>
+        <w:rPr>
+          <w:rFonts w:hint="eastAsia"/>
+        </w:rPr>
+        <w:t>实验要求</w:t>
+      </w:r>
+    </w:p>
+    <w:p>
+      <w:pPr>
+        <w:rPr>
+          <w:sz w:val="24"/>
+          <w:szCs w:val="32"/>
+        </w:rPr>
+      </w:pPr>
+    </w:p>
+    <w:p>
+      <w:pPr>
+        <w:pStyle w:val="2"/>
+        <w:spacing w:before="0" w:after="0" w:line="360" w:lineRule="auto"/>
+      </w:pPr>
+      <w:r>
+        <w:rPr>
+          <w:rFonts w:hint="eastAsia"/>
+        </w:rPr>
+        <w:t>实验原理</w:t>
+      </w:r>
+    </w:p>
+    <w:p>
+      <w:pPr>
+        <w:rPr>
+          <w:sz w:val="24"/>
+          <w:szCs w:val="32"/>
+        </w:rPr>
+      </w:pPr>
+    </w:p>
+    <w:p>
+      <w:pPr>
+        <w:pStyle w:val="2"/>
+        <w:spacing w:before="0" w:after="0" w:line="360" w:lineRule="auto"/>
+      </w:pPr>
+      <w:r>
+        <w:rPr>
+          <w:rFonts w:hint="eastAsia"/>
+        </w:rPr>
+        <w:t>实验方法和步骤</w:t>
+      </w:r>
+    </w:p>
+    <w:p>
+      <w:pPr>
+        <w:rPr>
+          <w:sz w:val="24"/>
+          <w:szCs w:val="32"/>
+        </w:rPr>
+      </w:pPr>
+    </w:p>
+    <w:p>
+      <w:pPr>
+        <w:pStyle w:val="2"/>
+        <w:spacing w:before="0" w:after="0" w:line="360" w:lineRule="auto"/>
+      </w:pPr>
+      <w:r>
+        <w:rPr>
+          <w:rFonts w:hint="eastAsia"/>
+        </w:rPr>
+        <w:t>实验结果分析</w:t>
+      </w:r>
+    </w:p>
+    <w:p>
+      <w:pPr>
+        <w:rPr>
+          <w:sz w:val="24"/>
+          <w:szCs w:val="32"/>
+        </w:rPr>
+      </w:pPr>
+    </w:p>
+    <w:p>
+      <w:pPr>
+        <w:pStyle w:val="2"/>
+        <w:spacing w:before="0" w:after="0" w:line="360" w:lineRule="auto"/>
+      </w:pPr>
+      <w:r>
+        <w:rPr>
+          <w:rFonts w:hint="eastAsia"/>
+        </w:rPr>
+        <w:t>实验结论</w:t>
+      </w:r>
+    </w:p>
+    <w:p>
+      <w:pPr>
+        <w:rPr>
+          <w:sz w:val="24"/>
+          <w:szCs w:val="32"/>
+        </w:rPr>
+      </w:pPr>
+    </w:p>
+    <w:p>
+      <w:pPr>
+        <w:rPr>
+          <w:sz w:val="24"/>
+          <w:szCs w:val="32"/>
         </w:rPr>
       </w:pPr>
     </w:p>
@@ -676,24 +2706,159 @@
         <w:rPr>
           <w:rFonts w:hint="eastAsia"/>
         </w:rPr>
-        <w:t>五、实验结果及分析</w:t>
-      </w:r>
-    </w:p>
-    <w:p>
-      <w:pPr>
-        <w:spacing w:after="0" w:line="240" w:lineRule="auto"/>
-        <w:rPr>
-          <w:sz w:val="21"/>
-          <w:szCs w:val="21"/>
-        </w:rPr>
-      </w:pPr>
-    </w:p>
-    <w:p>
-      <w:pPr>
-        <w:spacing w:after="0" w:line="240" w:lineRule="auto"/>
-        <w:rPr>
-          <w:sz w:val="21"/>
-          <w:szCs w:val="21"/>
+        <w:lastRenderedPageBreak/>
+        <w:t>实验报告</w:t>
+      </w:r>
+      <w:r>
+        <w:rPr>
+          <w:rFonts w:hint="eastAsia"/>
+        </w:rPr>
+        <w:t>五</w:t>
+      </w:r>
+      <w:r>
+        <w:rPr>
+          <w:rFonts w:hint="eastAsia"/>
+        </w:rPr>
+        <w:t xml:space="preserve"> </w:t>
+      </w:r>
+      <w:r>
+        <w:rPr>
+          <w:rFonts w:hint="eastAsia"/>
+        </w:rPr>
+        <w:t>域名和</w:t>
+      </w:r>
+      <w:r>
+        <w:rPr>
+          <w:rFonts w:hint="eastAsia"/>
+        </w:rPr>
+        <w:t>DNS</w:t>
+      </w:r>
+    </w:p>
+    <w:p>
+      <w:pPr>
+        <w:pStyle w:val="2"/>
+        <w:spacing w:before="0" w:after="0" w:line="360" w:lineRule="auto"/>
+      </w:pPr>
+      <w:r>
+        <w:rPr>
+          <w:rFonts w:hint="eastAsia"/>
+        </w:rPr>
+        <w:t>实验目的</w:t>
+      </w:r>
+    </w:p>
+    <w:p>
+      <w:pPr>
+        <w:rPr>
+          <w:sz w:val="24"/>
+          <w:szCs w:val="32"/>
+        </w:rPr>
+      </w:pPr>
+    </w:p>
+    <w:p>
+      <w:pPr>
+        <w:pStyle w:val="2"/>
+        <w:spacing w:before="0" w:after="0" w:line="360" w:lineRule="auto"/>
+      </w:pPr>
+      <w:r>
+        <w:rPr>
+          <w:rFonts w:hint="eastAsia"/>
+        </w:rPr>
+        <w:t>实验要求</w:t>
+      </w:r>
+    </w:p>
+    <w:p>
+      <w:pPr>
+        <w:rPr>
+          <w:sz w:val="24"/>
+          <w:szCs w:val="32"/>
+        </w:rPr>
+      </w:pPr>
+    </w:p>
+    <w:p>
+      <w:pPr>
+        <w:pStyle w:val="2"/>
+        <w:spacing w:before="0" w:after="0" w:line="360" w:lineRule="auto"/>
+      </w:pPr>
+      <w:r>
+        <w:rPr>
+          <w:rFonts w:hint="eastAsia"/>
+        </w:rPr>
+        <w:t>实验原理</w:t>
+      </w:r>
+    </w:p>
+    <w:p>
+      <w:pPr>
+        <w:rPr>
+          <w:sz w:val="24"/>
+          <w:szCs w:val="32"/>
+        </w:rPr>
+      </w:pPr>
+    </w:p>
+    <w:p>
+      <w:pPr>
+        <w:pStyle w:val="2"/>
+        <w:spacing w:before="0" w:after="0" w:line="360" w:lineRule="auto"/>
+      </w:pPr>
+      <w:r>
+        <w:rPr>
+          <w:rFonts w:hint="eastAsia"/>
+        </w:rPr>
+        <w:t>实验方法和步骤</w:t>
+      </w:r>
+    </w:p>
+    <w:p>
+      <w:pPr>
+        <w:rPr>
+          <w:sz w:val="24"/>
+          <w:szCs w:val="32"/>
+        </w:rPr>
+      </w:pPr>
+    </w:p>
+    <w:p>
+      <w:pPr>
+        <w:pStyle w:val="2"/>
+        <w:spacing w:before="0" w:after="0" w:line="360" w:lineRule="auto"/>
+      </w:pPr>
+      <w:r>
+        <w:rPr>
+          <w:rFonts w:hint="eastAsia"/>
+        </w:rPr>
+        <w:t>实验结果分析</w:t>
+      </w:r>
+    </w:p>
+    <w:p>
+      <w:pPr>
+        <w:rPr>
+          <w:sz w:val="24"/>
+          <w:szCs w:val="32"/>
+        </w:rPr>
+      </w:pPr>
+    </w:p>
+    <w:p>
+      <w:pPr>
+        <w:pStyle w:val="2"/>
+        <w:spacing w:before="0" w:after="0" w:line="360" w:lineRule="auto"/>
+      </w:pPr>
+      <w:r>
+        <w:rPr>
+          <w:rFonts w:hint="eastAsia"/>
+        </w:rPr>
+        <w:t>实验结论</w:t>
+      </w:r>
+    </w:p>
+    <w:p>
+      <w:pPr>
+        <w:rPr>
+          <w:sz w:val="24"/>
+          <w:szCs w:val="32"/>
+        </w:rPr>
+      </w:pPr>
+    </w:p>
+    <w:p>
+      <w:pPr>
+        <w:rPr>
+          <w:sz w:val="24"/>
+          <w:szCs w:val="32"/>
         </w:rPr>
       </w:pPr>
     </w:p>
@@ -705,60 +2870,160 @@
         <w:rPr>
           <w:rFonts w:hint="eastAsia"/>
         </w:rPr>
-        <w:t>六、实验总结及体会</w:t>
-      </w:r>
-    </w:p>
-    <w:p>
-      <w:pPr>
-        <w:spacing w:after="0" w:line="240" w:lineRule="auto"/>
-        <w:rPr>
-          <w:sz w:val="21"/>
-          <w:szCs w:val="21"/>
-        </w:rPr>
-      </w:pPr>
-    </w:p>
-    <w:p>
-      <w:pPr>
-        <w:spacing w:after="0" w:line="240" w:lineRule="auto"/>
-        <w:rPr>
-          <w:sz w:val="21"/>
-          <w:szCs w:val="21"/>
-        </w:rPr>
-      </w:pPr>
-    </w:p>
-    <w:p>
-      <w:pPr>
-        <w:pStyle w:val="1"/>
-      </w:pPr>
-      <w:r>
-        <w:rPr>
-          <w:rFonts w:hint="eastAsia"/>
-        </w:rPr>
-        <w:t>七、教师评语</w:t>
-      </w:r>
-    </w:p>
-    <w:p>
-      <w:pPr>
-        <w:spacing w:after="0" w:line="240" w:lineRule="auto"/>
-        <w:rPr>
-          <w:sz w:val="21"/>
-          <w:szCs w:val="21"/>
-        </w:rPr>
-      </w:pPr>
-    </w:p>
-    <w:p>
-      <w:pPr>
-        <w:spacing w:after="0" w:line="240" w:lineRule="auto"/>
-        <w:rPr>
-          <w:sz w:val="21"/>
-          <w:szCs w:val="21"/>
+        <w:lastRenderedPageBreak/>
+        <w:t>实验报告</w:t>
+      </w:r>
+      <w:r>
+        <w:rPr>
+          <w:rFonts w:hint="eastAsia"/>
+        </w:rPr>
+        <w:t>六</w:t>
+      </w:r>
+      <w:r>
+        <w:rPr>
+          <w:rFonts w:hint="eastAsia"/>
+        </w:rPr>
+        <w:t xml:space="preserve"> </w:t>
+      </w:r>
+      <w:r>
+        <w:rPr>
+          <w:rFonts w:hint="eastAsia"/>
+        </w:rPr>
+        <w:t>服务器</w:t>
+      </w:r>
+    </w:p>
+    <w:p>
+      <w:pPr>
+        <w:pStyle w:val="2"/>
+        <w:spacing w:before="0" w:after="0" w:line="360" w:lineRule="auto"/>
+      </w:pPr>
+      <w:r>
+        <w:rPr>
+          <w:rFonts w:hint="eastAsia"/>
+        </w:rPr>
+        <w:t>实验目的</w:t>
+      </w:r>
+    </w:p>
+    <w:p>
+      <w:pPr>
+        <w:rPr>
+          <w:sz w:val="24"/>
+          <w:szCs w:val="32"/>
+        </w:rPr>
+      </w:pPr>
+    </w:p>
+    <w:p>
+      <w:pPr>
+        <w:pStyle w:val="2"/>
+        <w:spacing w:before="0" w:after="0" w:line="360" w:lineRule="auto"/>
+      </w:pPr>
+      <w:r>
+        <w:rPr>
+          <w:rFonts w:hint="eastAsia"/>
+        </w:rPr>
+        <w:t>实验要求</w:t>
+      </w:r>
+    </w:p>
+    <w:p>
+      <w:pPr>
+        <w:rPr>
+          <w:sz w:val="24"/>
+          <w:szCs w:val="32"/>
+        </w:rPr>
+      </w:pPr>
+    </w:p>
+    <w:p>
+      <w:pPr>
+        <w:pStyle w:val="2"/>
+        <w:spacing w:before="0" w:after="0" w:line="360" w:lineRule="auto"/>
+      </w:pPr>
+      <w:r>
+        <w:rPr>
+          <w:rFonts w:hint="eastAsia"/>
+        </w:rPr>
+        <w:t>实验原理</w:t>
+      </w:r>
+    </w:p>
+    <w:p>
+      <w:pPr>
+        <w:rPr>
+          <w:sz w:val="24"/>
+          <w:szCs w:val="32"/>
+        </w:rPr>
+      </w:pPr>
+    </w:p>
+    <w:p>
+      <w:pPr>
+        <w:pStyle w:val="2"/>
+        <w:spacing w:before="0" w:after="0" w:line="360" w:lineRule="auto"/>
+      </w:pPr>
+      <w:r>
+        <w:rPr>
+          <w:rFonts w:hint="eastAsia"/>
+        </w:rPr>
+        <w:t>实验方法和步骤</w:t>
+      </w:r>
+    </w:p>
+    <w:p>
+      <w:pPr>
+        <w:rPr>
+          <w:sz w:val="24"/>
+          <w:szCs w:val="32"/>
+        </w:rPr>
+      </w:pPr>
+    </w:p>
+    <w:p>
+      <w:pPr>
+        <w:pStyle w:val="2"/>
+        <w:spacing w:before="0" w:after="0" w:line="360" w:lineRule="auto"/>
+      </w:pPr>
+      <w:r>
+        <w:rPr>
+          <w:rFonts w:hint="eastAsia"/>
+        </w:rPr>
+        <w:t>实验结果分析</w:t>
+      </w:r>
+    </w:p>
+    <w:p>
+      <w:pPr>
+        <w:rPr>
+          <w:sz w:val="24"/>
+          <w:szCs w:val="32"/>
+        </w:rPr>
+      </w:pPr>
+    </w:p>
+    <w:p>
+      <w:pPr>
+        <w:pStyle w:val="2"/>
+        <w:spacing w:before="0" w:after="0" w:line="360" w:lineRule="auto"/>
+      </w:pPr>
+      <w:r>
+        <w:rPr>
+          <w:rFonts w:hint="eastAsia"/>
+        </w:rPr>
+        <w:t>实验结论</w:t>
+      </w:r>
+    </w:p>
+    <w:p>
+      <w:pPr>
+        <w:rPr>
+          <w:sz w:val="24"/>
+          <w:szCs w:val="32"/>
+        </w:rPr>
+      </w:pPr>
+    </w:p>
+    <w:p>
+      <w:pPr>
+        <w:rPr>
+          <w:sz w:val="24"/>
+          <w:szCs w:val="32"/>
         </w:rPr>
       </w:pPr>
     </w:p>
     <w:sectPr>
-      <w:footerReference w:type="default" r:id="rId6"/>
       <w:pgSz w:w="11906" w:h="16838"/>
       <w:pgMar w:top="1440" w:right="1800" w:bottom="1440" w:left="1800" w:header="567" w:footer="567" w:gutter="0"/>
+      <w:pgNumType w:start="1"/>
       <w:cols w:space="425"/>
       <w:docGrid w:type="lines" w:linePitch="312"/>
     </w:sectPr>
@@ -1336,6 +3601,7 @@
   <w:style w:type="paragraph" w:default="1" w:styleId="a">
     <w:name w:val="Normal"/>
     <w:qFormat/>
+    <w:rsid w:val="00C14E29"/>
     <w:pPr>
       <w:widowControl w:val="0"/>
     </w:pPr>
@@ -1347,17 +3613,19 @@
     <w:link w:val="10"/>
     <w:uiPriority w:val="9"/>
     <w:qFormat/>
-    <w:rsid w:val="001C6BD3"/>
+    <w:rsid w:val="000F019E"/>
     <w:pPr>
       <w:keepNext/>
       <w:keepLines/>
+      <w:pageBreakBefore/>
       <w:spacing w:before="120" w:after="120" w:line="240" w:lineRule="auto"/>
+      <w:jc w:val="center"/>
       <w:outlineLvl w:val="0"/>
     </w:pPr>
     <w:rPr>
       <w:rFonts w:asciiTheme="majorHAnsi" w:eastAsiaTheme="majorEastAsia" w:hAnsiTheme="majorHAnsi" w:cstheme="majorBidi"/>
       <w:b/>
-      <w:sz w:val="21"/>
+      <w:sz w:val="32"/>
       <w:szCs w:val="48"/>
     </w:rPr>
   </w:style>
@@ -1367,10 +3635,9 @@
     <w:next w:val="a"/>
     <w:link w:val="20"/>
     <w:uiPriority w:val="9"/>
-    <w:semiHidden/>
     <w:unhideWhenUsed/>
     <w:qFormat/>
-    <w:rsid w:val="00737645"/>
+    <w:rsid w:val="00052F74"/>
     <w:pPr>
       <w:keepNext/>
       <w:keepLines/>
@@ -1379,8 +3646,7 @@
     </w:pPr>
     <w:rPr>
       <w:rFonts w:asciiTheme="majorHAnsi" w:eastAsiaTheme="majorEastAsia" w:hAnsiTheme="majorHAnsi" w:cstheme="majorBidi"/>
-      <w:color w:val="0F4761" w:themeColor="accent1" w:themeShade="BF"/>
-      <w:sz w:val="40"/>
+      <w:sz w:val="24"/>
       <w:szCs w:val="40"/>
     </w:rPr>
   </w:style>
@@ -1595,11 +3861,11 @@
     <w:basedOn w:val="a0"/>
     <w:link w:val="1"/>
     <w:uiPriority w:val="9"/>
-    <w:rsid w:val="001C6BD3"/>
+    <w:rsid w:val="000F019E"/>
     <w:rPr>
       <w:rFonts w:asciiTheme="majorHAnsi" w:eastAsiaTheme="majorEastAsia" w:hAnsiTheme="majorHAnsi" w:cstheme="majorBidi"/>
       <w:b/>
-      <w:sz w:val="21"/>
+      <w:sz w:val="32"/>
       <w:szCs w:val="48"/>
     </w:rPr>
   </w:style>
@@ -1608,12 +3874,10 @@
     <w:basedOn w:val="a0"/>
     <w:link w:val="2"/>
     <w:uiPriority w:val="9"/>
-    <w:semiHidden/>
-    <w:rsid w:val="00737645"/>
+    <w:rsid w:val="00052F74"/>
     <w:rPr>
       <w:rFonts w:asciiTheme="majorHAnsi" w:eastAsiaTheme="majorEastAsia" w:hAnsiTheme="majorHAnsi" w:cstheme="majorBidi"/>
-      <w:color w:val="0F4761" w:themeColor="accent1" w:themeShade="BF"/>
-      <w:sz w:val="40"/>
+      <w:sz w:val="24"/>
       <w:szCs w:val="40"/>
     </w:rPr>
   </w:style>
@@ -2083,7 +4347,11 @@
     <w:rsid w:val="00135DDB"/>
     <w:rsid w:val="002905E4"/>
     <w:rsid w:val="005649A9"/>
+    <w:rsid w:val="00681DC9"/>
     <w:rsid w:val="00794B8C"/>
+    <w:rsid w:val="00796617"/>
+    <w:rsid w:val="00B16E7C"/>
+    <w:rsid w:val="00C62402"/>
     <w:rsid w:val="00C808F4"/>
     <w:rsid w:val="00E64239"/>
   </w:rsids>
@@ -2778,4 +5046,16 @@
     </a:ext>
   </a:extLst>
 </a:theme>
+</file>
+
+<file path=customXml/item1.xml><?xml version="1.0" encoding="utf-8"?>
+<b:Sources xmlns:b="http://schemas.openxmlformats.org/officeDocument/2006/bibliography" xmlns="http://schemas.openxmlformats.org/officeDocument/2006/bibliography" SelectedStyle="\APASixthEditionOfficeOnline.xsl" StyleName="APA" Version="6"/>
+</file>
+
+<file path=customXml/itemProps1.xml><?xml version="1.0" encoding="utf-8"?>
+<ds:datastoreItem xmlns:ds="http://schemas.openxmlformats.org/officeDocument/2006/customXml" ds:itemID="{99EA8C7D-D85A-4A1D-9831-FC788D869538}">
+  <ds:schemaRefs>
+    <ds:schemaRef ds:uri="http://schemas.openxmlformats.org/officeDocument/2006/bibliography"/>
+  </ds:schemaRefs>
+</ds:datastoreItem>
 </file>